--- a/3. AI/0. AI 파이썬.docx
+++ b/3. AI/0. AI 파이썬.docx
@@ -1,13 +1,13 @@
 
 <file path=word/document.xml><?xml version="1.0" encoding="utf-8"?>
-<w:document xmlns:wpc="http://schemas.microsoft.com/office/word/2010/wordprocessingCanvas" xmlns:cx="http://schemas.microsoft.com/office/drawing/2014/chartex" xmlns:cx1="http://schemas.microsoft.com/office/drawing/2015/9/8/chartex" xmlns:cx2="http://schemas.microsoft.com/office/drawing/2015/10/21/chartex" xmlns:cx3="http://schemas.microsoft.com/office/drawing/2016/5/9/chartex" xmlns:cx4="http://schemas.microsoft.com/office/drawing/2016/5/10/chartex" xmlns:cx5="http://schemas.microsoft.com/office/drawing/2016/5/11/chartex" xmlns:cx6="http://schemas.microsoft.com/office/drawing/2016/5/12/chartex" xmlns:cx7="http://schemas.microsoft.com/office/drawing/2016/5/13/chartex" xmlns:cx8="http://schemas.microsoft.com/office/drawing/2016/5/14/chartex" xmlns:mc="http://schemas.openxmlformats.org/markup-compatibility/2006" xmlns:aink="http://schemas.microsoft.com/office/drawing/2016/ink" xmlns:am3d="http://schemas.microsoft.com/office/drawing/2017/model3d" xmlns:o="urn:schemas-microsoft-com:office:office" xmlns:r="http://schemas.openxmlformats.org/officeDocument/2006/relationships" xmlns:m="http://schemas.openxmlformats.org/officeDocument/2006/math" xmlns:v="urn:schemas-microsoft-com:vml" xmlns:wp14="http://schemas.microsoft.com/office/word/2010/wordprocessingDrawing" xmlns:wp="http://schemas.openxmlformats.org/drawingml/2006/wordprocessingDrawing" xmlns:w10="urn:schemas-microsoft-com:office:word" xmlns:w="http://schemas.openxmlformats.org/wordprocessingml/2006/main" xmlns:w14="http://schemas.microsoft.com/office/word/2010/wordml" xmlns:w15="http://schemas.microsoft.com/office/word/2012/wordml" xmlns:w16cex="http://schemas.microsoft.com/office/word/2018/wordml/cex" xmlns:w16cid="http://schemas.microsoft.com/office/word/2016/wordml/cid" xmlns:w16="http://schemas.microsoft.com/office/word/2018/wordml" xmlns:w16sdtdh="http://schemas.microsoft.com/office/word/2020/wordml/sdtdatahash" xmlns:w16se="http://schemas.microsoft.com/office/word/2015/wordml/symex" xmlns:wpg="http://schemas.microsoft.com/office/word/2010/wordprocessingGroup" xmlns:wpi="http://schemas.microsoft.com/office/word/2010/wordprocessingInk" xmlns:wne="http://schemas.microsoft.com/office/word/2006/wordml" xmlns:wps="http://schemas.microsoft.com/office/word/2010/wordprocessingShape" mc:Ignorable="w14 w15 w16se w16cid w16 w16cex w16sdtdh wp14">
+<w:document xmlns:wpc="http://schemas.microsoft.com/office/word/2010/wordprocessingCanvas" xmlns:cx="http://schemas.microsoft.com/office/drawing/2014/chartex" xmlns:cx1="http://schemas.microsoft.com/office/drawing/2015/9/8/chartex" xmlns:cx2="http://schemas.microsoft.com/office/drawing/2015/10/21/chartex" xmlns:cx3="http://schemas.microsoft.com/office/drawing/2016/5/9/chartex" xmlns:cx4="http://schemas.microsoft.com/office/drawing/2016/5/10/chartex" xmlns:cx5="http://schemas.microsoft.com/office/drawing/2016/5/11/chartex" xmlns:cx6="http://schemas.microsoft.com/office/drawing/2016/5/12/chartex" xmlns:cx7="http://schemas.microsoft.com/office/drawing/2016/5/13/chartex" xmlns:cx8="http://schemas.microsoft.com/office/drawing/2016/5/14/chartex" xmlns:mc="http://schemas.openxmlformats.org/markup-compatibility/2006" xmlns:aink="http://schemas.microsoft.com/office/drawing/2016/ink" xmlns:am3d="http://schemas.microsoft.com/office/drawing/2017/model3d" xmlns:o="urn:schemas-microsoft-com:office:office" xmlns:oel="http://schemas.microsoft.com/office/2019/extlst" xmlns:r="http://schemas.openxmlformats.org/officeDocument/2006/relationships" xmlns:m="http://schemas.openxmlformats.org/officeDocument/2006/math" xmlns:v="urn:schemas-microsoft-com:vml" xmlns:wp14="http://schemas.microsoft.com/office/word/2010/wordprocessingDrawing" xmlns:wp="http://schemas.openxmlformats.org/drawingml/2006/wordprocessingDrawing" xmlns:w10="urn:schemas-microsoft-com:office:word" xmlns:w="http://schemas.openxmlformats.org/wordprocessingml/2006/main" xmlns:w14="http://schemas.microsoft.com/office/word/2010/wordml" xmlns:w15="http://schemas.microsoft.com/office/word/2012/wordml" xmlns:w16cei="http://schemas.microsoft.com/office/word/2026/wordml/cei" xmlns:w16cex="http://schemas.microsoft.com/office/word/2018/wordml/cex" xmlns:w16cid="http://schemas.microsoft.com/office/word/2016/wordml/cid" xmlns:w16="http://schemas.microsoft.com/office/word/2018/wordml" xmlns:w16du="http://schemas.microsoft.com/office/word/2023/wordml/word16du" xmlns:w16sdtdh="http://schemas.microsoft.com/office/word/2020/wordml/sdtdatahash" xmlns:w16sdtfl="http://schemas.microsoft.com/office/word/2024/wordml/sdtformatlock" xmlns:w16se="http://schemas.microsoft.com/office/word/2015/wordml/symex" xmlns:wpg="http://schemas.microsoft.com/office/word/2010/wordprocessingGroup" xmlns:wpi="http://schemas.microsoft.com/office/word/2010/wordprocessingInk" xmlns:wne="http://schemas.microsoft.com/office/word/2006/wordml" xmlns:wps="http://schemas.microsoft.com/office/word/2010/wordprocessingShape" mc:Ignorable="w14 w15 w16se w16cid w16 w16cex w16sdtdh w16sdtfl w16du wp14">
   <w:body>
     <w:p>
       <w:pPr>
         <w:ind w:left="210"/>
         <w:jc w:val="center"/>
         <w:rPr>
-          <w:rFonts w:ascii="굴림" w:eastAsia="굴림" w:hAnsi="굴림"/>
+          <w:rFonts w:ascii="굴림" w:eastAsia="굴림" w:hAnsi="굴림" w:hint="eastAsia"/>
           <w:b/>
           <w:bCs/>
           <w:sz w:val="20"/>
@@ -22,7 +22,7 @@
           <w:sz w:val="20"/>
           <w:szCs w:val="20"/>
         </w:rPr>
-        <w:t>H</w:t>
+        <w:t>Numpy와 Pandas</w:t>
       </w:r>
     </w:p>
     <w:p>
@@ -40,6 +40,15 @@
     </w:p>
     <w:p>
       <w:pPr>
+        <w:rPr>
+          <w:rFonts w:ascii="굴림" w:eastAsia="굴림" w:hAnsi="굴림" w:hint="eastAsia"/>
+          <w:sz w:val="20"/>
+          <w:szCs w:val="20"/>
+        </w:rPr>
+      </w:pPr>
+    </w:p>
+    <w:p>
+      <w:pPr>
         <w:pStyle w:val="a6"/>
         <w:numPr>
           <w:ilvl w:val="0"/>
@@ -57,7 +66,23 @@
           <w:sz w:val="20"/>
           <w:szCs w:val="20"/>
         </w:rPr>
-        <w:t>변수</w:t>
+        <w:t xml:space="preserve">선형대수학 </w:t>
+      </w:r>
+      <w:r>
+        <w:rPr>
+          <w:rFonts w:ascii="굴림" w:eastAsia="굴림" w:hAnsi="굴림"/>
+          <w:sz w:val="20"/>
+          <w:szCs w:val="20"/>
+        </w:rPr>
+        <w:t>–</w:t>
+      </w:r>
+      <w:r>
+        <w:rPr>
+          <w:rFonts w:ascii="굴림" w:eastAsia="굴림" w:hAnsi="굴림" w:hint="eastAsia"/>
+          <w:sz w:val="20"/>
+          <w:szCs w:val="20"/>
+        </w:rPr>
+        <w:t xml:space="preserve"> 행렬과 벡터, 행렬간의 덧셈과 곱셈</w:t>
       </w:r>
     </w:p>
     <w:p>
@@ -79,7 +104,23 @@
           <w:sz w:val="20"/>
           <w:szCs w:val="20"/>
         </w:rPr>
-        <w:t>변수</w:t>
+        <w:t xml:space="preserve">벡터 </w:t>
+      </w:r>
+      <w:r>
+        <w:rPr>
+          <w:rFonts w:ascii="굴림" w:eastAsia="굴림" w:hAnsi="굴림"/>
+          <w:sz w:val="20"/>
+          <w:szCs w:val="20"/>
+        </w:rPr>
+        <w:t>–</w:t>
+      </w:r>
+      <w:r>
+        <w:rPr>
+          <w:rFonts w:ascii="굴림" w:eastAsia="굴림" w:hAnsi="굴림" w:hint="eastAsia"/>
+          <w:sz w:val="20"/>
+          <w:szCs w:val="20"/>
+        </w:rPr>
+        <w:t xml:space="preserve"> 한 점에서 다른 점까지의 방향과 크기값</w:t>
       </w:r>
     </w:p>
     <w:p>
@@ -101,21 +142,1444 @@
           <w:sz w:val="20"/>
           <w:szCs w:val="20"/>
         </w:rPr>
-        <w:t>(</w:t>
-      </w:r>
-      <w:proofErr w:type="spellStart"/>
-      <w:r>
-        <w:rPr>
-          <w:rFonts w:ascii="굴림" w:eastAsia="굴림" w:hAnsi="굴림" w:hint="eastAsia"/>
-          <w:sz w:val="20"/>
-          <w:szCs w:val="20"/>
-        </w:rPr>
-        <w:t>변수명</w:t>
-      </w:r>
-      <w:proofErr w:type="spellEnd"/>
-      <w:r>
-        <w:rPr>
-          <w:rFonts w:ascii="굴림" w:eastAsia="굴림" w:hAnsi="굴림" w:hint="eastAsia"/>
+        <w:t xml:space="preserve"> 프로그래밍의 </w:t>
+      </w:r>
+      <w:r>
+        <w:rPr>
+          <w:rFonts w:ascii="굴림" w:eastAsia="굴림" w:hAnsi="굴림" w:hint="eastAsia"/>
+          <w:sz w:val="20"/>
+          <w:szCs w:val="20"/>
+        </w:rPr>
+        <w:t>벡터의 크기는 원점에서 좌표값까지의 거리를 말함, 피타고라스의 정리로 구할 수 있음</w:t>
+      </w:r>
+    </w:p>
+    <w:p>
+      <w:pPr>
+        <w:pStyle w:val="a6"/>
+        <w:numPr>
+          <w:ilvl w:val="2"/>
+          <w:numId w:val="5"/>
+        </w:numPr>
+        <w:rPr>
+          <w:rFonts w:ascii="굴림" w:eastAsia="굴림" w:hAnsi="굴림"/>
+          <w:sz w:val="20"/>
+          <w:szCs w:val="20"/>
+        </w:rPr>
+      </w:pPr>
+      <w:r>
+        <w:rPr>
+          <w:rFonts w:ascii="굴림" w:eastAsia="굴림" w:hAnsi="굴림" w:hint="eastAsia"/>
+          <w:sz w:val="20"/>
+          <w:szCs w:val="20"/>
+        </w:rPr>
+        <w:t xml:space="preserve">ex) 원점 [0,0]에서 [3, 4]까지의 벡터의 크기는 </w:t>
+      </w:r>
+      <m:oMath>
+        <m:sSup>
+          <m:sSupPr>
+            <m:ctrlPr>
+              <w:rPr>
+                <w:rFonts w:ascii="Cambria Math" w:eastAsia="굴림" w:hAnsi="Cambria Math"/>
+                <w:i/>
+                <w:sz w:val="20"/>
+                <w:szCs w:val="20"/>
+              </w:rPr>
+            </m:ctrlPr>
+          </m:sSupPr>
+          <m:e>
+            <m:r>
+              <w:rPr>
+                <w:rFonts w:ascii="Cambria Math" w:eastAsia="굴림" w:hAnsi="Cambria Math"/>
+                <w:sz w:val="20"/>
+                <w:szCs w:val="20"/>
+              </w:rPr>
+              <m:t>3</m:t>
+            </m:r>
+          </m:e>
+          <m:sup>
+            <m:r>
+              <w:rPr>
+                <w:rFonts w:ascii="Cambria Math" w:eastAsia="굴림" w:hAnsi="Cambria Math"/>
+                <w:sz w:val="20"/>
+                <w:szCs w:val="20"/>
+              </w:rPr>
+              <m:t>2</m:t>
+            </m:r>
+          </m:sup>
+        </m:sSup>
+        <m:r>
+          <w:rPr>
+            <w:rFonts w:ascii="Cambria Math" w:eastAsia="굴림" w:hAnsi="Cambria Math"/>
+            <w:sz w:val="20"/>
+            <w:szCs w:val="20"/>
+          </w:rPr>
+          <m:t>+</m:t>
+        </m:r>
+        <m:sSup>
+          <m:sSupPr>
+            <m:ctrlPr>
+              <w:rPr>
+                <w:rFonts w:ascii="Cambria Math" w:eastAsia="굴림" w:hAnsi="Cambria Math"/>
+                <w:i/>
+                <w:sz w:val="20"/>
+                <w:szCs w:val="20"/>
+              </w:rPr>
+            </m:ctrlPr>
+          </m:sSupPr>
+          <m:e>
+            <m:r>
+              <w:rPr>
+                <w:rFonts w:ascii="Cambria Math" w:eastAsia="굴림" w:hAnsi="Cambria Math"/>
+                <w:sz w:val="20"/>
+                <w:szCs w:val="20"/>
+              </w:rPr>
+              <m:t>4</m:t>
+            </m:r>
+          </m:e>
+          <m:sup>
+            <m:r>
+              <w:rPr>
+                <w:rFonts w:ascii="Cambria Math" w:eastAsia="굴림" w:hAnsi="Cambria Math"/>
+                <w:sz w:val="20"/>
+                <w:szCs w:val="20"/>
+              </w:rPr>
+              <m:t>2</m:t>
+            </m:r>
+          </m:sup>
+        </m:sSup>
+        <m:r>
+          <w:rPr>
+            <w:rFonts w:ascii="Cambria Math" w:eastAsia="굴림" w:hAnsi="Cambria Math"/>
+            <w:sz w:val="20"/>
+            <w:szCs w:val="20"/>
+          </w:rPr>
+          <m:t xml:space="preserve">= </m:t>
+        </m:r>
+        <m:sSup>
+          <m:sSupPr>
+            <m:ctrlPr>
+              <w:rPr>
+                <w:rFonts w:ascii="Cambria Math" w:eastAsia="굴림" w:hAnsi="Cambria Math"/>
+                <w:i/>
+                <w:sz w:val="20"/>
+                <w:szCs w:val="20"/>
+              </w:rPr>
+            </m:ctrlPr>
+          </m:sSupPr>
+          <m:e>
+            <m:r>
+              <w:rPr>
+                <w:rFonts w:ascii="Cambria Math" w:eastAsia="굴림" w:hAnsi="Cambria Math"/>
+                <w:sz w:val="20"/>
+                <w:szCs w:val="20"/>
+              </w:rPr>
+              <m:t>5</m:t>
+            </m:r>
+          </m:e>
+          <m:sup>
+            <m:r>
+              <w:rPr>
+                <w:rFonts w:ascii="Cambria Math" w:eastAsia="굴림" w:hAnsi="Cambria Math"/>
+                <w:sz w:val="20"/>
+                <w:szCs w:val="20"/>
+              </w:rPr>
+              <m:t>2</m:t>
+            </m:r>
+          </m:sup>
+        </m:sSup>
+      </m:oMath>
+      <w:r>
+        <w:rPr>
+          <w:rFonts w:ascii="굴림" w:eastAsia="굴림" w:hAnsi="굴림" w:hint="eastAsia"/>
+          <w:sz w:val="20"/>
+          <w:szCs w:val="20"/>
+        </w:rPr>
+        <w:t>으로 5</w:t>
+      </w:r>
+    </w:p>
+    <w:p>
+      <w:pPr>
+        <w:pStyle w:val="a6"/>
+        <w:numPr>
+          <w:ilvl w:val="1"/>
+          <w:numId w:val="5"/>
+        </w:numPr>
+        <w:rPr>
+          <w:rFonts w:ascii="굴림" w:eastAsia="굴림" w:hAnsi="굴림" w:hint="eastAsia"/>
+          <w:sz w:val="20"/>
+          <w:szCs w:val="20"/>
+        </w:rPr>
+      </w:pPr>
+      <w:r>
+        <w:rPr>
+          <w:rFonts w:ascii="굴림" w:eastAsia="굴림" w:hAnsi="굴림" w:hint="eastAsia"/>
+          <w:sz w:val="20"/>
+          <w:szCs w:val="20"/>
+        </w:rPr>
+        <w:t xml:space="preserve">행렬 </w:t>
+      </w:r>
+      <w:r>
+        <w:rPr>
+          <w:rFonts w:ascii="굴림" w:eastAsia="굴림" w:hAnsi="굴림"/>
+          <w:sz w:val="20"/>
+          <w:szCs w:val="20"/>
+        </w:rPr>
+        <w:t>–</w:t>
+      </w:r>
+      <w:r>
+        <w:rPr>
+          <w:rFonts w:ascii="굴림" w:eastAsia="굴림" w:hAnsi="굴림" w:hint="eastAsia"/>
+          <w:sz w:val="20"/>
+          <w:szCs w:val="20"/>
+        </w:rPr>
+        <w:t xml:space="preserve"> 벡터들의 모음 </w:t>
+      </w:r>
+    </w:p>
+    <w:p>
+      <w:pPr>
+        <w:pStyle w:val="a6"/>
+        <w:numPr>
+          <w:ilvl w:val="2"/>
+          <w:numId w:val="5"/>
+        </w:numPr>
+        <w:rPr>
+          <w:rFonts w:ascii="굴림" w:eastAsia="굴림" w:hAnsi="굴림"/>
+          <w:sz w:val="20"/>
+          <w:szCs w:val="20"/>
+        </w:rPr>
+      </w:pPr>
+      <w:r>
+        <w:rPr>
+          <w:rFonts w:ascii="굴림" w:eastAsia="굴림" w:hAnsi="굴림" w:hint="eastAsia"/>
+          <w:sz w:val="20"/>
+          <w:szCs w:val="20"/>
+        </w:rPr>
+        <w:t xml:space="preserve">ex) </w:t>
+      </w:r>
+      <m:oMath>
+        <m:d>
+          <m:dPr>
+            <m:begChr m:val="["/>
+            <m:endChr m:val="]"/>
+            <m:ctrlPr>
+              <w:rPr>
+                <w:rFonts w:ascii="Cambria Math" w:eastAsia="굴림" w:hAnsi="Cambria Math"/>
+                <w:i/>
+                <w:sz w:val="20"/>
+                <w:szCs w:val="20"/>
+              </w:rPr>
+            </m:ctrlPr>
+          </m:dPr>
+          <m:e>
+            <m:eqArr>
+              <m:eqArrPr>
+                <m:ctrlPr>
+                  <w:rPr>
+                    <w:rFonts w:ascii="Cambria Math" w:eastAsia="굴림" w:hAnsi="Cambria Math"/>
+                    <w:i/>
+                    <w:sz w:val="20"/>
+                    <w:szCs w:val="20"/>
+                  </w:rPr>
+                </m:ctrlPr>
+              </m:eqArrPr>
+              <m:e>
+                <m:r>
+                  <w:rPr>
+                    <w:rFonts w:ascii="Cambria Math" w:eastAsia="굴림" w:hAnsi="Cambria Math"/>
+                    <w:sz w:val="20"/>
+                    <w:szCs w:val="20"/>
+                  </w:rPr>
+                  <m:t>1</m:t>
+                </m:r>
+              </m:e>
+              <m:e>
+                <m:r>
+                  <w:rPr>
+                    <w:rFonts w:ascii="Cambria Math" w:eastAsia="굴림" w:hAnsi="Cambria Math"/>
+                    <w:sz w:val="20"/>
+                    <w:szCs w:val="20"/>
+                  </w:rPr>
+                  <m:t>5</m:t>
+                </m:r>
+              </m:e>
+            </m:eqArr>
+          </m:e>
+        </m:d>
+      </m:oMath>
+      <w:r>
+        <w:rPr>
+          <w:rFonts w:ascii="굴림" w:eastAsia="굴림" w:hAnsi="굴림" w:hint="eastAsia"/>
+          <w:sz w:val="20"/>
+          <w:szCs w:val="20"/>
+        </w:rPr>
+        <w:t xml:space="preserve"> - x축으로 1, y축으로 5 / 좌표값 [1, 5]까지의 벡터값</w:t>
+      </w:r>
+    </w:p>
+    <w:p>
+      <w:pPr>
+        <w:pStyle w:val="a6"/>
+        <w:numPr>
+          <w:ilvl w:val="1"/>
+          <w:numId w:val="5"/>
+        </w:numPr>
+        <w:rPr>
+          <w:rFonts w:ascii="굴림" w:eastAsia="굴림" w:hAnsi="굴림" w:hint="eastAsia"/>
+          <w:sz w:val="20"/>
+          <w:szCs w:val="20"/>
+        </w:rPr>
+      </w:pPr>
+      <w:r>
+        <w:rPr>
+          <w:rFonts w:ascii="굴림" w:eastAsia="굴림" w:hAnsi="굴림" w:hint="eastAsia"/>
+          <w:sz w:val="20"/>
+          <w:szCs w:val="20"/>
+        </w:rPr>
+        <w:t xml:space="preserve">행렬의 곱셈 </w:t>
+      </w:r>
+      <w:r>
+        <w:rPr>
+          <w:rFonts w:ascii="굴림" w:eastAsia="굴림" w:hAnsi="굴림"/>
+          <w:sz w:val="20"/>
+          <w:szCs w:val="20"/>
+        </w:rPr>
+        <w:t>–</w:t>
+      </w:r>
+      <w:r>
+        <w:rPr>
+          <w:rFonts w:ascii="굴림" w:eastAsia="굴림" w:hAnsi="굴림" w:hint="eastAsia"/>
+          <w:sz w:val="20"/>
+          <w:szCs w:val="20"/>
+        </w:rPr>
+        <w:t xml:space="preserve"> </w:t>
+      </w:r>
+      <w:r>
+        <w:rPr>
+          <w:rFonts w:ascii="굴림" w:eastAsia="굴림" w:hAnsi="굴림" w:hint="eastAsia"/>
+          <w:sz w:val="20"/>
+          <w:szCs w:val="20"/>
+        </w:rPr>
+        <w:t xml:space="preserve">스칼라 배라고 표현 / </w:t>
+      </w:r>
+      <w:r>
+        <w:rPr>
+          <w:rFonts w:ascii="굴림" w:eastAsia="굴림" w:hAnsi="굴림" w:hint="eastAsia"/>
+          <w:sz w:val="20"/>
+          <w:szCs w:val="20"/>
+        </w:rPr>
+        <w:t>행렬에 곱을 하면 해당 행렬 전체에 곱해짐</w:t>
+      </w:r>
+    </w:p>
+    <w:p>
+      <w:pPr>
+        <w:pStyle w:val="a6"/>
+        <w:numPr>
+          <w:ilvl w:val="2"/>
+          <w:numId w:val="5"/>
+        </w:numPr>
+        <w:rPr>
+          <w:rFonts w:ascii="굴림" w:eastAsia="굴림" w:hAnsi="굴림"/>
+          <w:sz w:val="20"/>
+          <w:szCs w:val="20"/>
+        </w:rPr>
+      </w:pPr>
+      <w:r>
+        <w:rPr>
+          <w:rFonts w:ascii="굴림" w:eastAsia="굴림" w:hAnsi="굴림" w:hint="eastAsia"/>
+          <w:sz w:val="20"/>
+          <w:szCs w:val="20"/>
+        </w:rPr>
+        <w:t xml:space="preserve">ex) </w:t>
+      </w:r>
+      <m:oMath>
+        <m:d>
+          <m:dPr>
+            <m:begChr m:val="["/>
+            <m:endChr m:val="]"/>
+            <m:ctrlPr>
+              <w:rPr>
+                <w:rFonts w:ascii="Cambria Math" w:eastAsia="굴림" w:hAnsi="Cambria Math"/>
+                <w:i/>
+                <w:sz w:val="20"/>
+                <w:szCs w:val="20"/>
+              </w:rPr>
+            </m:ctrlPr>
+          </m:dPr>
+          <m:e>
+            <m:eqArr>
+              <m:eqArrPr>
+                <m:ctrlPr>
+                  <w:rPr>
+                    <w:rFonts w:ascii="Cambria Math" w:eastAsia="굴림" w:hAnsi="Cambria Math"/>
+                    <w:i/>
+                    <w:sz w:val="20"/>
+                    <w:szCs w:val="20"/>
+                  </w:rPr>
+                </m:ctrlPr>
+              </m:eqArrPr>
+              <m:e>
+                <m:r>
+                  <w:rPr>
+                    <w:rFonts w:ascii="Cambria Math" w:eastAsia="굴림" w:hAnsi="Cambria Math"/>
+                    <w:sz w:val="20"/>
+                    <w:szCs w:val="20"/>
+                  </w:rPr>
+                  <m:t>1 2</m:t>
+                </m:r>
+              </m:e>
+              <m:e>
+                <m:r>
+                  <w:rPr>
+                    <w:rFonts w:ascii="Cambria Math" w:eastAsia="굴림" w:hAnsi="Cambria Math"/>
+                    <w:sz w:val="20"/>
+                    <w:szCs w:val="20"/>
+                  </w:rPr>
+                  <m:t>3 4</m:t>
+                </m:r>
+              </m:e>
+            </m:eqArr>
+          </m:e>
+        </m:d>
+        <m:r>
+          <w:rPr>
+            <w:rFonts w:ascii="Cambria Math" w:eastAsia="굴림" w:hAnsi="Cambria Math"/>
+            <w:sz w:val="20"/>
+            <w:szCs w:val="20"/>
+          </w:rPr>
+          <m:t xml:space="preserve">×3= </m:t>
+        </m:r>
+        <m:d>
+          <m:dPr>
+            <m:begChr m:val="["/>
+            <m:endChr m:val="]"/>
+            <m:ctrlPr>
+              <w:rPr>
+                <w:rFonts w:ascii="Cambria Math" w:eastAsia="굴림" w:hAnsi="Cambria Math"/>
+                <w:i/>
+                <w:sz w:val="20"/>
+                <w:szCs w:val="20"/>
+              </w:rPr>
+            </m:ctrlPr>
+          </m:dPr>
+          <m:e>
+            <m:eqArr>
+              <m:eqArrPr>
+                <m:ctrlPr>
+                  <w:rPr>
+                    <w:rFonts w:ascii="Cambria Math" w:eastAsia="굴림" w:hAnsi="Cambria Math"/>
+                    <w:i/>
+                    <w:sz w:val="20"/>
+                    <w:szCs w:val="20"/>
+                  </w:rPr>
+                </m:ctrlPr>
+              </m:eqArrPr>
+              <m:e>
+                <m:r>
+                  <w:rPr>
+                    <w:rFonts w:ascii="Cambria Math" w:eastAsia="굴림" w:hAnsi="Cambria Math"/>
+                    <w:sz w:val="20"/>
+                    <w:szCs w:val="20"/>
+                  </w:rPr>
+                  <m:t>3 6</m:t>
+                </m:r>
+              </m:e>
+              <m:e>
+                <m:r>
+                  <w:rPr>
+                    <w:rFonts w:ascii="Cambria Math" w:eastAsia="굴림" w:hAnsi="Cambria Math"/>
+                    <w:sz w:val="20"/>
+                    <w:szCs w:val="20"/>
+                  </w:rPr>
+                  <m:t>9 12</m:t>
+                </m:r>
+              </m:e>
+            </m:eqArr>
+          </m:e>
+        </m:d>
+      </m:oMath>
+    </w:p>
+    <w:p>
+      <w:pPr>
+        <w:pStyle w:val="a6"/>
+        <w:numPr>
+          <w:ilvl w:val="1"/>
+          <w:numId w:val="5"/>
+        </w:numPr>
+        <w:rPr>
+          <w:rFonts w:ascii="굴림" w:eastAsia="굴림" w:hAnsi="굴림"/>
+          <w:sz w:val="20"/>
+          <w:szCs w:val="20"/>
+        </w:rPr>
+      </w:pPr>
+      <w:r>
+        <w:rPr>
+          <w:rFonts w:ascii="굴림" w:eastAsia="굴림" w:hAnsi="굴림" w:hint="eastAsia"/>
+          <w:sz w:val="20"/>
+          <w:szCs w:val="20"/>
+        </w:rPr>
+        <w:t>행렬</w:t>
+      </w:r>
+      <w:r>
+        <w:rPr>
+          <w:rFonts w:ascii="굴림" w:eastAsia="굴림" w:hAnsi="굴림" w:hint="eastAsia"/>
+          <w:sz w:val="20"/>
+          <w:szCs w:val="20"/>
+        </w:rPr>
+        <w:t>간의</w:t>
+      </w:r>
+      <w:r>
+        <w:rPr>
+          <w:rFonts w:ascii="굴림" w:eastAsia="굴림" w:hAnsi="굴림" w:hint="eastAsia"/>
+          <w:sz w:val="20"/>
+          <w:szCs w:val="20"/>
+        </w:rPr>
+        <w:t xml:space="preserve"> 덧셈 </w:t>
+      </w:r>
+      <w:r>
+        <w:rPr>
+          <w:rFonts w:ascii="굴림" w:eastAsia="굴림" w:hAnsi="굴림"/>
+          <w:sz w:val="20"/>
+          <w:szCs w:val="20"/>
+        </w:rPr>
+        <w:t>–</w:t>
+      </w:r>
+      <w:r>
+        <w:rPr>
+          <w:rFonts w:ascii="굴림" w:eastAsia="굴림" w:hAnsi="굴림" w:hint="eastAsia"/>
+          <w:sz w:val="20"/>
+          <w:szCs w:val="20"/>
+        </w:rPr>
+        <w:t xml:space="preserve"> 두 벡터값의 합 </w:t>
+      </w:r>
+    </w:p>
+    <w:p>
+      <w:pPr>
+        <w:pStyle w:val="a6"/>
+        <w:numPr>
+          <w:ilvl w:val="2"/>
+          <w:numId w:val="5"/>
+        </w:numPr>
+        <w:rPr>
+          <w:rFonts w:ascii="굴림" w:eastAsia="굴림" w:hAnsi="굴림"/>
+          <w:sz w:val="20"/>
+          <w:szCs w:val="20"/>
+        </w:rPr>
+      </w:pPr>
+      <w:r>
+        <w:rPr>
+          <w:rFonts w:ascii="굴림" w:eastAsia="굴림" w:hAnsi="굴림" w:hint="eastAsia"/>
+          <w:sz w:val="20"/>
+          <w:szCs w:val="20"/>
+        </w:rPr>
+        <w:t xml:space="preserve">ex) </w:t>
+      </w:r>
+      <m:oMath>
+        <m:d>
+          <m:dPr>
+            <m:begChr m:val="["/>
+            <m:endChr m:val="]"/>
+            <m:ctrlPr>
+              <w:rPr>
+                <w:rFonts w:ascii="Cambria Math" w:eastAsia="굴림" w:hAnsi="Cambria Math"/>
+                <w:i/>
+                <w:sz w:val="20"/>
+                <w:szCs w:val="20"/>
+              </w:rPr>
+            </m:ctrlPr>
+          </m:dPr>
+          <m:e>
+            <m:eqArr>
+              <m:eqArrPr>
+                <m:ctrlPr>
+                  <w:rPr>
+                    <w:rFonts w:ascii="Cambria Math" w:eastAsia="굴림" w:hAnsi="Cambria Math"/>
+                    <w:i/>
+                    <w:sz w:val="20"/>
+                    <w:szCs w:val="20"/>
+                  </w:rPr>
+                </m:ctrlPr>
+              </m:eqArrPr>
+              <m:e>
+                <m:r>
+                  <w:rPr>
+                    <w:rFonts w:ascii="Cambria Math" w:eastAsia="굴림" w:hAnsi="Cambria Math"/>
+                    <w:sz w:val="20"/>
+                    <w:szCs w:val="20"/>
+                  </w:rPr>
+                  <m:t>1</m:t>
+                </m:r>
+              </m:e>
+              <m:e>
+                <m:r>
+                  <w:rPr>
+                    <w:rFonts w:ascii="Cambria Math" w:eastAsia="굴림" w:hAnsi="Cambria Math"/>
+                    <w:sz w:val="20"/>
+                    <w:szCs w:val="20"/>
+                  </w:rPr>
+                  <m:t>5</m:t>
+                </m:r>
+              </m:e>
+            </m:eqArr>
+          </m:e>
+        </m:d>
+        <m:r>
+          <w:rPr>
+            <w:rFonts w:ascii="Cambria Math" w:eastAsia="굴림" w:hAnsi="Cambria Math"/>
+            <w:sz w:val="20"/>
+            <w:szCs w:val="20"/>
+          </w:rPr>
+          <m:t xml:space="preserve"> + </m:t>
+        </m:r>
+        <m:d>
+          <m:dPr>
+            <m:begChr m:val="["/>
+            <m:endChr m:val="]"/>
+            <m:ctrlPr>
+              <w:rPr>
+                <w:rFonts w:ascii="Cambria Math" w:eastAsia="굴림" w:hAnsi="Cambria Math"/>
+                <w:i/>
+                <w:sz w:val="20"/>
+                <w:szCs w:val="20"/>
+              </w:rPr>
+            </m:ctrlPr>
+          </m:dPr>
+          <m:e>
+            <m:eqArr>
+              <m:eqArrPr>
+                <m:ctrlPr>
+                  <w:rPr>
+                    <w:rFonts w:ascii="Cambria Math" w:eastAsia="굴림" w:hAnsi="Cambria Math"/>
+                    <w:i/>
+                    <w:sz w:val="20"/>
+                    <w:szCs w:val="20"/>
+                  </w:rPr>
+                </m:ctrlPr>
+              </m:eqArrPr>
+              <m:e>
+                <m:r>
+                  <w:rPr>
+                    <w:rFonts w:ascii="Cambria Math" w:eastAsia="굴림" w:hAnsi="Cambria Math"/>
+                    <w:sz w:val="20"/>
+                    <w:szCs w:val="20"/>
+                  </w:rPr>
+                  <m:t>2</m:t>
+                </m:r>
+              </m:e>
+              <m:e>
+                <m:r>
+                  <w:rPr>
+                    <w:rFonts w:ascii="Cambria Math" w:eastAsia="굴림" w:hAnsi="Cambria Math"/>
+                    <w:sz w:val="20"/>
+                    <w:szCs w:val="20"/>
+                  </w:rPr>
+                  <m:t>2</m:t>
+                </m:r>
+              </m:e>
+            </m:eqArr>
+          </m:e>
+        </m:d>
+        <m:r>
+          <w:rPr>
+            <w:rFonts w:ascii="Cambria Math" w:eastAsia="굴림" w:hAnsi="Cambria Math"/>
+            <w:sz w:val="20"/>
+            <w:szCs w:val="20"/>
+          </w:rPr>
+          <m:t xml:space="preserve">= </m:t>
+        </m:r>
+        <m:d>
+          <m:dPr>
+            <m:begChr m:val="["/>
+            <m:endChr m:val="]"/>
+            <m:ctrlPr>
+              <w:rPr>
+                <w:rFonts w:ascii="Cambria Math" w:eastAsia="굴림" w:hAnsi="Cambria Math"/>
+                <w:i/>
+                <w:sz w:val="20"/>
+                <w:szCs w:val="20"/>
+              </w:rPr>
+            </m:ctrlPr>
+          </m:dPr>
+          <m:e>
+            <m:eqArr>
+              <m:eqArrPr>
+                <m:ctrlPr>
+                  <w:rPr>
+                    <w:rFonts w:ascii="Cambria Math" w:eastAsia="굴림" w:hAnsi="Cambria Math"/>
+                    <w:i/>
+                    <w:sz w:val="20"/>
+                    <w:szCs w:val="20"/>
+                  </w:rPr>
+                </m:ctrlPr>
+              </m:eqArrPr>
+              <m:e>
+                <m:r>
+                  <w:rPr>
+                    <w:rFonts w:ascii="Cambria Math" w:eastAsia="굴림" w:hAnsi="Cambria Math"/>
+                    <w:sz w:val="20"/>
+                    <w:szCs w:val="20"/>
+                  </w:rPr>
+                  <m:t>3</m:t>
+                </m:r>
+              </m:e>
+              <m:e>
+                <m:r>
+                  <w:rPr>
+                    <w:rFonts w:ascii="Cambria Math" w:eastAsia="굴림" w:hAnsi="Cambria Math"/>
+                    <w:sz w:val="20"/>
+                    <w:szCs w:val="20"/>
+                  </w:rPr>
+                  <m:t>7</m:t>
+                </m:r>
+              </m:e>
+            </m:eqArr>
+          </m:e>
+        </m:d>
+        <m:r>
+          <w:rPr>
+            <w:rFonts w:ascii="Cambria Math" w:eastAsia="굴림" w:hAnsi="Cambria Math"/>
+            <w:sz w:val="20"/>
+            <w:szCs w:val="20"/>
+          </w:rPr>
+          <m:t xml:space="preserve"> </m:t>
+        </m:r>
+      </m:oMath>
+      <w:r>
+        <w:rPr>
+          <w:rFonts w:ascii="굴림" w:eastAsia="굴림" w:hAnsi="굴림" w:hint="eastAsia"/>
+          <w:sz w:val="20"/>
+          <w:szCs w:val="20"/>
+        </w:rPr>
+        <w:t xml:space="preserve"> -좌표 [5, 1]까지 갔다가 다시 x축 방향으로 2, y 축 방향으로 2 더 이동 </w:t>
+      </w:r>
+      <w:r>
+        <w:rPr>
+          <w:rFonts w:ascii="굴림" w:eastAsia="굴림" w:hAnsi="굴림"/>
+          <w:sz w:val="20"/>
+          <w:szCs w:val="20"/>
+        </w:rPr>
+        <w:t>–</w:t>
+      </w:r>
+      <w:r>
+        <w:rPr>
+          <w:rFonts w:ascii="굴림" w:eastAsia="굴림" w:hAnsi="굴림" w:hint="eastAsia"/>
+          <w:sz w:val="20"/>
+          <w:szCs w:val="20"/>
+        </w:rPr>
+        <w:t xml:space="preserve"> 결과적으로 좌표값 [3, 7]까지 이동하는 힘</w:t>
+      </w:r>
+    </w:p>
+    <w:p>
+      <w:pPr>
+        <w:pStyle w:val="a6"/>
+        <w:numPr>
+          <w:ilvl w:val="1"/>
+          <w:numId w:val="5"/>
+        </w:numPr>
+        <w:rPr>
+          <w:rFonts w:ascii="굴림" w:eastAsia="굴림" w:hAnsi="굴림"/>
+          <w:sz w:val="20"/>
+          <w:szCs w:val="20"/>
+        </w:rPr>
+      </w:pPr>
+      <w:r>
+        <w:rPr>
+          <w:rFonts w:ascii="굴림" w:eastAsia="굴림" w:hAnsi="굴림" w:hint="eastAsia"/>
+          <w:sz w:val="20"/>
+          <w:szCs w:val="20"/>
+        </w:rPr>
+        <w:t>행렬</w:t>
+      </w:r>
+      <w:r>
+        <w:rPr>
+          <w:rFonts w:ascii="굴림" w:eastAsia="굴림" w:hAnsi="굴림" w:hint="eastAsia"/>
+          <w:sz w:val="20"/>
+          <w:szCs w:val="20"/>
+        </w:rPr>
+        <w:t>간의</w:t>
+      </w:r>
+      <w:r>
+        <w:rPr>
+          <w:rFonts w:ascii="굴림" w:eastAsia="굴림" w:hAnsi="굴림" w:hint="eastAsia"/>
+          <w:sz w:val="20"/>
+          <w:szCs w:val="20"/>
+        </w:rPr>
+        <w:t xml:space="preserve"> 곱셈</w:t>
+      </w:r>
+      <w:r>
+        <w:rPr>
+          <w:rFonts w:ascii="굴림" w:eastAsia="굴림" w:hAnsi="굴림" w:hint="eastAsia"/>
+          <w:sz w:val="20"/>
+          <w:szCs w:val="20"/>
+        </w:rPr>
+        <w:t xml:space="preserve"> </w:t>
+      </w:r>
+      <w:r>
+        <w:rPr>
+          <w:rFonts w:ascii="굴림" w:eastAsia="굴림" w:hAnsi="굴림"/>
+          <w:sz w:val="20"/>
+          <w:szCs w:val="20"/>
+        </w:rPr>
+        <w:t>–</w:t>
+      </w:r>
+      <w:r>
+        <w:rPr>
+          <w:rFonts w:ascii="굴림" w:eastAsia="굴림" w:hAnsi="굴림" w:hint="eastAsia"/>
+          <w:sz w:val="20"/>
+          <w:szCs w:val="20"/>
+        </w:rPr>
+        <w:t xml:space="preserve"> </w:t>
+      </w:r>
+      <w:r>
+        <w:rPr>
+          <w:rFonts w:ascii="굴림" w:eastAsia="굴림" w:hAnsi="굴림"/>
+          <w:sz w:val="20"/>
+          <w:szCs w:val="20"/>
+        </w:rPr>
+        <w:t>첫 번째 행렬의 행에 두 번째 행렬의 열을 곱</w:t>
+      </w:r>
+      <w:r>
+        <w:rPr>
+          <w:rFonts w:ascii="굴림" w:eastAsia="굴림" w:hAnsi="굴림" w:hint="eastAsia"/>
+          <w:sz w:val="20"/>
+          <w:szCs w:val="20"/>
+        </w:rPr>
+        <w:t>함</w:t>
+      </w:r>
+    </w:p>
+    <w:p>
+      <w:pPr>
+        <w:pStyle w:val="a6"/>
+        <w:numPr>
+          <w:ilvl w:val="2"/>
+          <w:numId w:val="5"/>
+        </w:numPr>
+        <w:rPr>
+          <w:rFonts w:ascii="굴림" w:eastAsia="굴림" w:hAnsi="굴림"/>
+          <w:sz w:val="20"/>
+          <w:szCs w:val="20"/>
+        </w:rPr>
+      </w:pPr>
+      <w:r>
+        <w:rPr>
+          <w:rFonts w:ascii="굴림" w:eastAsia="굴림" w:hAnsi="굴림" w:hint="eastAsia"/>
+          <w:sz w:val="20"/>
+          <w:szCs w:val="20"/>
+        </w:rPr>
+        <w:t xml:space="preserve">첫 행렬의 열 개수와 두번째 행렬의 행 개수가 같아야 가능 </w:t>
+      </w:r>
+      <w:r>
+        <w:rPr>
+          <w:rFonts w:ascii="굴림" w:eastAsia="굴림" w:hAnsi="굴림" w:hint="eastAsia"/>
+          <w:sz w:val="20"/>
+          <w:szCs w:val="20"/>
+        </w:rPr>
+        <w:t xml:space="preserve"> </w:t>
+      </w:r>
+      <m:oMath>
+        <m:d>
+          <m:dPr>
+            <m:begChr m:val="["/>
+            <m:endChr m:val="]"/>
+            <m:ctrlPr>
+              <w:rPr>
+                <w:rFonts w:ascii="Cambria Math" w:eastAsia="굴림" w:hAnsi="Cambria Math"/>
+                <w:i/>
+                <w:sz w:val="20"/>
+                <w:szCs w:val="20"/>
+              </w:rPr>
+            </m:ctrlPr>
+          </m:dPr>
+          <m:e>
+            <m:eqArr>
+              <m:eqArrPr>
+                <m:ctrlPr>
+                  <w:rPr>
+                    <w:rFonts w:ascii="Cambria Math" w:eastAsia="굴림" w:hAnsi="Cambria Math"/>
+                    <w:i/>
+                    <w:sz w:val="20"/>
+                    <w:szCs w:val="20"/>
+                  </w:rPr>
+                </m:ctrlPr>
+              </m:eqArrPr>
+              <m:e>
+                <m:r>
+                  <w:rPr>
+                    <w:rFonts w:ascii="Cambria Math" w:eastAsia="굴림" w:hAnsi="Cambria Math"/>
+                    <w:sz w:val="20"/>
+                    <w:szCs w:val="20"/>
+                  </w:rPr>
+                  <m:t>2 0</m:t>
+                </m:r>
+              </m:e>
+              <m:e>
+                <m:r>
+                  <w:rPr>
+                    <w:rFonts w:ascii="Cambria Math" w:eastAsia="굴림" w:hAnsi="Cambria Math"/>
+                    <w:sz w:val="20"/>
+                    <w:szCs w:val="20"/>
+                  </w:rPr>
+                  <m:t>0 1</m:t>
+                </m:r>
+              </m:e>
+            </m:eqArr>
+          </m:e>
+        </m:d>
+        <m:d>
+          <m:dPr>
+            <m:begChr m:val="["/>
+            <m:endChr m:val="]"/>
+            <m:ctrlPr>
+              <w:rPr>
+                <w:rFonts w:ascii="Cambria Math" w:eastAsia="굴림" w:hAnsi="Cambria Math"/>
+                <w:i/>
+                <w:sz w:val="20"/>
+                <w:szCs w:val="20"/>
+              </w:rPr>
+            </m:ctrlPr>
+          </m:dPr>
+          <m:e>
+            <m:eqArr>
+              <m:eqArrPr>
+                <m:ctrlPr>
+                  <w:rPr>
+                    <w:rFonts w:ascii="Cambria Math" w:eastAsia="굴림" w:hAnsi="Cambria Math"/>
+                    <w:i/>
+                    <w:sz w:val="20"/>
+                    <w:szCs w:val="20"/>
+                  </w:rPr>
+                </m:ctrlPr>
+              </m:eqArrPr>
+              <m:e>
+                <m:r>
+                  <w:rPr>
+                    <w:rFonts w:ascii="Cambria Math" w:eastAsia="굴림" w:hAnsi="Cambria Math"/>
+                    <w:sz w:val="20"/>
+                    <w:szCs w:val="20"/>
+                  </w:rPr>
+                  <m:t>1 2 3</m:t>
+                </m:r>
+              </m:e>
+              <m:e>
+                <m:r>
+                  <w:rPr>
+                    <w:rFonts w:ascii="Cambria Math" w:eastAsia="굴림" w:hAnsi="Cambria Math"/>
+                    <w:sz w:val="20"/>
+                    <w:szCs w:val="20"/>
+                  </w:rPr>
+                  <m:t>1 1 5</m:t>
+                </m:r>
+              </m:e>
+            </m:eqArr>
+          </m:e>
+        </m:d>
+        <m:r>
+          <w:rPr>
+            <w:rFonts w:ascii="Cambria Math" w:eastAsia="굴림" w:hAnsi="Cambria Math"/>
+            <w:sz w:val="20"/>
+            <w:szCs w:val="20"/>
+          </w:rPr>
+          <m:t>=</m:t>
+        </m:r>
+        <m:d>
+          <m:dPr>
+            <m:begChr m:val="["/>
+            <m:endChr m:val="]"/>
+            <m:ctrlPr>
+              <w:rPr>
+                <w:rFonts w:ascii="Cambria Math" w:eastAsia="굴림" w:hAnsi="Cambria Math"/>
+                <w:i/>
+                <w:sz w:val="20"/>
+                <w:szCs w:val="20"/>
+              </w:rPr>
+            </m:ctrlPr>
+          </m:dPr>
+          <m:e>
+            <m:eqArr>
+              <m:eqArrPr>
+                <m:ctrlPr>
+                  <w:rPr>
+                    <w:rFonts w:ascii="Cambria Math" w:eastAsia="굴림" w:hAnsi="Cambria Math"/>
+                    <w:i/>
+                    <w:sz w:val="20"/>
+                    <w:szCs w:val="20"/>
+                  </w:rPr>
+                </m:ctrlPr>
+              </m:eqArrPr>
+              <m:e>
+                <m:r>
+                  <w:rPr>
+                    <w:rFonts w:ascii="Cambria Math" w:eastAsia="굴림" w:hAnsi="Cambria Math"/>
+                    <w:sz w:val="20"/>
+                    <w:szCs w:val="20"/>
+                  </w:rPr>
+                  <m:t>2 4 6</m:t>
+                </m:r>
+              </m:e>
+              <m:e>
+                <m:r>
+                  <w:rPr>
+                    <w:rFonts w:ascii="Cambria Math" w:eastAsia="굴림" w:hAnsi="Cambria Math"/>
+                    <w:sz w:val="20"/>
+                    <w:szCs w:val="20"/>
+                  </w:rPr>
+                  <m:t>1 1 5</m:t>
+                </m:r>
+              </m:e>
+            </m:eqArr>
+          </m:e>
+        </m:d>
+      </m:oMath>
+      <w:r>
+        <w:rPr>
+          <w:rFonts w:ascii="굴림" w:eastAsia="굴림" w:hAnsi="굴림" w:hint="eastAsia"/>
+          <w:sz w:val="20"/>
+          <w:szCs w:val="20"/>
+        </w:rPr>
+        <w:t xml:space="preserve"> </w:t>
+      </w:r>
+    </w:p>
+    <w:p>
+      <w:pPr>
+        <w:rPr>
+          <w:rFonts w:ascii="굴림" w:eastAsia="굴림" w:hAnsi="굴림" w:hint="eastAsia"/>
+          <w:sz w:val="20"/>
+          <w:szCs w:val="20"/>
+        </w:rPr>
+      </w:pPr>
+    </w:p>
+    <w:p>
+      <w:pPr>
+        <w:pStyle w:val="a6"/>
+        <w:numPr>
+          <w:ilvl w:val="0"/>
+          <w:numId w:val="5"/>
+        </w:numPr>
+        <w:rPr>
+          <w:rFonts w:ascii="굴림" w:eastAsia="굴림" w:hAnsi="굴림"/>
+          <w:sz w:val="20"/>
+          <w:szCs w:val="20"/>
+        </w:rPr>
+      </w:pPr>
+      <w:r>
+        <w:rPr>
+          <w:rFonts w:ascii="굴림" w:eastAsia="굴림" w:hAnsi="굴림" w:hint="eastAsia"/>
+          <w:sz w:val="20"/>
+          <w:szCs w:val="20"/>
+        </w:rPr>
+        <w:t xml:space="preserve">Numpy </w:t>
+      </w:r>
+    </w:p>
+    <w:p>
+      <w:pPr>
+        <w:pStyle w:val="a6"/>
+        <w:numPr>
+          <w:ilvl w:val="1"/>
+          <w:numId w:val="5"/>
+        </w:numPr>
+        <w:rPr>
+          <w:rFonts w:ascii="굴림" w:eastAsia="굴림" w:hAnsi="굴림"/>
+          <w:sz w:val="20"/>
+          <w:szCs w:val="20"/>
+        </w:rPr>
+      </w:pPr>
+      <w:r>
+        <w:rPr>
+          <w:rFonts w:ascii="굴림" w:eastAsia="굴림" w:hAnsi="굴림" w:hint="eastAsia"/>
+          <w:sz w:val="20"/>
+          <w:szCs w:val="20"/>
+        </w:rPr>
+        <w:t>넘파이란?</w:t>
+      </w:r>
+    </w:p>
+    <w:p>
+      <w:pPr>
+        <w:pStyle w:val="a6"/>
+        <w:numPr>
+          <w:ilvl w:val="2"/>
+          <w:numId w:val="5"/>
+        </w:numPr>
+        <w:rPr>
+          <w:rFonts w:ascii="굴림" w:eastAsia="굴림" w:hAnsi="굴림" w:hint="eastAsia"/>
+          <w:sz w:val="20"/>
+          <w:szCs w:val="20"/>
+        </w:rPr>
+      </w:pPr>
+      <w:r>
+        <w:rPr>
+          <w:rFonts w:ascii="굴림" w:eastAsia="굴림" w:hAnsi="굴림" w:hint="eastAsia"/>
+          <w:sz w:val="20"/>
+          <w:szCs w:val="20"/>
+        </w:rPr>
+        <w:t>선형대수학을 지원하는 파이썬의 라이브러리</w:t>
+      </w:r>
+    </w:p>
+    <w:p>
+      <w:pPr>
+        <w:pStyle w:val="a6"/>
+        <w:numPr>
+          <w:ilvl w:val="2"/>
+          <w:numId w:val="5"/>
+        </w:numPr>
+        <w:rPr>
+          <w:rFonts w:ascii="굴림" w:eastAsia="굴림" w:hAnsi="굴림" w:hint="eastAsia"/>
+          <w:sz w:val="20"/>
+          <w:szCs w:val="20"/>
+        </w:rPr>
+      </w:pPr>
+      <w:r>
+        <w:rPr>
+          <w:rFonts w:ascii="굴림" w:eastAsia="굴림" w:hAnsi="굴림" w:hint="eastAsia"/>
+          <w:sz w:val="20"/>
+          <w:szCs w:val="20"/>
+        </w:rPr>
+        <w:t>리스트의 배열화, 백터화, 백터 연산을 가능하게 해줌</w:t>
+      </w:r>
+    </w:p>
+    <w:p>
+      <w:pPr>
+        <w:pStyle w:val="a6"/>
+        <w:numPr>
+          <w:ilvl w:val="3"/>
+          <w:numId w:val="5"/>
+        </w:numPr>
+        <w:rPr>
+          <w:rFonts w:ascii="굴림" w:eastAsia="굴림" w:hAnsi="굴림" w:hint="eastAsia"/>
+          <w:sz w:val="20"/>
+          <w:szCs w:val="20"/>
+        </w:rPr>
+      </w:pPr>
+      <w:r>
+        <w:rPr>
+          <w:rFonts w:ascii="굴림" w:eastAsia="굴림" w:hAnsi="굴림"/>
+          <w:sz w:val="20"/>
+          <w:szCs w:val="20"/>
+        </w:rPr>
+        <w:t>F</w:t>
+      </w:r>
+      <w:r>
+        <w:rPr>
+          <w:rFonts w:ascii="굴림" w:eastAsia="굴림" w:hAnsi="굴림" w:hint="eastAsia"/>
+          <w:sz w:val="20"/>
+          <w:szCs w:val="20"/>
+        </w:rPr>
+        <w:t>or문으로 반복하지 않고도 간단히 리스트의 연산 가능 / 메모리 절약, 시간 절약 가능</w:t>
+      </w:r>
+    </w:p>
+    <w:p>
+      <w:pPr>
+        <w:pStyle w:val="a6"/>
+        <w:numPr>
+          <w:ilvl w:val="1"/>
+          <w:numId w:val="5"/>
+        </w:numPr>
+        <w:rPr>
+          <w:rFonts w:ascii="굴림" w:eastAsia="굴림" w:hAnsi="굴림"/>
+          <w:sz w:val="20"/>
+          <w:szCs w:val="20"/>
+        </w:rPr>
+      </w:pPr>
+      <w:r>
+        <w:rPr>
+          <w:rFonts w:ascii="굴림" w:eastAsia="굴림" w:hAnsi="굴림" w:hint="eastAsia"/>
+          <w:sz w:val="20"/>
+          <w:szCs w:val="20"/>
+        </w:rPr>
+        <w:t xml:space="preserve">넘파이 </w:t>
+      </w:r>
+      <w:r>
+        <w:rPr>
+          <w:rFonts w:ascii="굴림" w:eastAsia="굴림" w:hAnsi="굴림" w:hint="eastAsia"/>
+          <w:sz w:val="20"/>
+          <w:szCs w:val="20"/>
+        </w:rPr>
+        <w:t xml:space="preserve">가져오기 </w:t>
+      </w:r>
+      <w:r>
+        <w:rPr>
+          <w:rFonts w:ascii="굴림" w:eastAsia="굴림" w:hAnsi="굴림"/>
+          <w:sz w:val="20"/>
+          <w:szCs w:val="20"/>
+        </w:rPr>
+        <w:t>–</w:t>
+      </w:r>
+      <w:r>
+        <w:rPr>
+          <w:rFonts w:ascii="굴림" w:eastAsia="굴림" w:hAnsi="굴림" w:hint="eastAsia"/>
+          <w:sz w:val="20"/>
+          <w:szCs w:val="20"/>
+        </w:rPr>
+        <w:t xml:space="preserve"> 외장 라이브러리 이므로 import로 불러와야 함</w:t>
+      </w:r>
+      <w:r>
+        <w:rPr>
+          <w:rFonts w:ascii="굴림" w:eastAsia="굴림" w:hAnsi="굴림" w:hint="eastAsia"/>
+          <w:sz w:val="20"/>
+          <w:szCs w:val="20"/>
+        </w:rPr>
+        <w:t xml:space="preserve"> </w:t>
+      </w:r>
+    </w:p>
+    <w:p>
+      <w:pPr>
+        <w:pStyle w:val="a6"/>
+        <w:numPr>
+          <w:ilvl w:val="2"/>
+          <w:numId w:val="5"/>
+        </w:numPr>
+        <w:rPr>
+          <w:rFonts w:ascii="굴림" w:eastAsia="굴림" w:hAnsi="굴림" w:hint="eastAsia"/>
+          <w:sz w:val="20"/>
+          <w:szCs w:val="20"/>
+        </w:rPr>
+      </w:pPr>
+      <w:r>
+        <w:rPr>
+          <w:rFonts w:ascii="굴림" w:eastAsia="굴림" w:hAnsi="굴림"/>
+          <w:sz w:val="20"/>
+          <w:szCs w:val="20"/>
+        </w:rPr>
+        <w:t>I</w:t>
+      </w:r>
+      <w:r>
+        <w:rPr>
+          <w:rFonts w:ascii="굴림" w:eastAsia="굴림" w:hAnsi="굴림" w:hint="eastAsia"/>
+          <w:sz w:val="20"/>
+          <w:szCs w:val="20"/>
+        </w:rPr>
+        <w:t xml:space="preserve">mport numpy as np </w:t>
+      </w:r>
+      <w:r>
+        <w:rPr>
+          <w:rFonts w:ascii="굴림" w:eastAsia="굴림" w:hAnsi="굴림"/>
+          <w:sz w:val="20"/>
+          <w:szCs w:val="20"/>
+        </w:rPr>
+        <w:t>–</w:t>
+      </w:r>
+      <w:r>
+        <w:rPr>
+          <w:rFonts w:ascii="굴림" w:eastAsia="굴림" w:hAnsi="굴림" w:hint="eastAsia"/>
+          <w:sz w:val="20"/>
+          <w:szCs w:val="20"/>
+        </w:rPr>
+        <w:t xml:space="preserve"> np라는 별칭으로 넘파이 가져오기</w:t>
+      </w:r>
+    </w:p>
+    <w:p>
+      <w:pPr>
+        <w:pStyle w:val="a6"/>
+        <w:numPr>
+          <w:ilvl w:val="1"/>
+          <w:numId w:val="5"/>
+        </w:numPr>
+        <w:rPr>
+          <w:rFonts w:ascii="굴림" w:eastAsia="굴림" w:hAnsi="굴림"/>
+          <w:sz w:val="20"/>
+          <w:szCs w:val="20"/>
+        </w:rPr>
+      </w:pPr>
+      <w:r>
+        <w:rPr>
+          <w:rFonts w:ascii="굴림" w:eastAsia="굴림" w:hAnsi="굴림" w:hint="eastAsia"/>
+          <w:sz w:val="20"/>
+          <w:szCs w:val="20"/>
+        </w:rPr>
+        <w:t>넘파이 배열 만들기</w:t>
+      </w:r>
+    </w:p>
+    <w:p>
+      <w:pPr>
+        <w:pStyle w:val="a6"/>
+        <w:numPr>
+          <w:ilvl w:val="2"/>
+          <w:numId w:val="5"/>
+        </w:numPr>
+        <w:rPr>
+          <w:rFonts w:ascii="굴림" w:eastAsia="굴림" w:hAnsi="굴림"/>
+          <w:sz w:val="20"/>
+          <w:szCs w:val="20"/>
+        </w:rPr>
+      </w:pPr>
+      <w:r>
+        <w:rPr>
+          <w:rFonts w:ascii="굴림" w:eastAsia="굴림" w:hAnsi="굴림" w:hint="eastAsia"/>
+          <w:sz w:val="20"/>
+          <w:szCs w:val="20"/>
+        </w:rPr>
+        <w:t xml:space="preserve">np.array(리스트) </w:t>
+      </w:r>
+      <w:r>
+        <w:rPr>
+          <w:rFonts w:ascii="굴림" w:eastAsia="굴림" w:hAnsi="굴림"/>
+          <w:sz w:val="20"/>
+          <w:szCs w:val="20"/>
+        </w:rPr>
+        <w:t>–</w:t>
+      </w:r>
+      <w:r>
+        <w:rPr>
+          <w:rFonts w:ascii="굴림" w:eastAsia="굴림" w:hAnsi="굴림" w:hint="eastAsia"/>
+          <w:sz w:val="20"/>
+          <w:szCs w:val="20"/>
+        </w:rPr>
+        <w:t xml:space="preserve"> 해당 리스트를 넘파이 배열로 변환</w:t>
+      </w:r>
+    </w:p>
+    <w:p>
+      <w:pPr>
+        <w:pStyle w:val="a6"/>
+        <w:numPr>
+          <w:ilvl w:val="3"/>
+          <w:numId w:val="5"/>
+        </w:numPr>
+        <w:rPr>
+          <w:rFonts w:ascii="굴림" w:eastAsia="굴림" w:hAnsi="굴림"/>
+          <w:sz w:val="20"/>
+          <w:szCs w:val="20"/>
+        </w:rPr>
+      </w:pPr>
+      <w:r>
+        <w:rPr>
+          <w:rFonts w:ascii="굴림" w:eastAsia="굴림" w:hAnsi="굴림" w:hint="eastAsia"/>
+          <w:sz w:val="20"/>
+          <w:szCs w:val="20"/>
+        </w:rPr>
+        <w:t>2차원 리스트는 2차원 행렬로, 3차원은 3차원 행렬로 변환됨</w:t>
+      </w:r>
+    </w:p>
+    <w:p>
+      <w:pPr>
+        <w:pStyle w:val="a6"/>
+        <w:numPr>
+          <w:ilvl w:val="3"/>
+          <w:numId w:val="5"/>
+        </w:numPr>
+        <w:rPr>
+          <w:rFonts w:ascii="굴림" w:eastAsia="굴림" w:hAnsi="굴림" w:hint="eastAsia"/>
+          <w:sz w:val="20"/>
+          <w:szCs w:val="20"/>
+        </w:rPr>
+      </w:pPr>
+      <m:oMath>
+        <m:d>
+          <m:dPr>
+            <m:begChr m:val="["/>
+            <m:endChr m:val="]"/>
+            <m:ctrlPr>
+              <w:rPr>
+                <w:rFonts w:ascii="Cambria Math" w:eastAsia="굴림" w:hAnsi="Cambria Math"/>
+                <w:i/>
+                <w:sz w:val="20"/>
+                <w:szCs w:val="20"/>
+              </w:rPr>
+            </m:ctrlPr>
+          </m:dPr>
+          <m:e>
+            <m:eqArr>
+              <m:eqArrPr>
+                <m:ctrlPr>
+                  <w:rPr>
+                    <w:rFonts w:ascii="Cambria Math" w:eastAsia="굴림" w:hAnsi="Cambria Math"/>
+                    <w:i/>
+                    <w:sz w:val="20"/>
+                    <w:szCs w:val="20"/>
+                  </w:rPr>
+                </m:ctrlPr>
+              </m:eqArrPr>
+              <m:e>
+                <m:r>
+                  <w:rPr>
+                    <w:rFonts w:ascii="Cambria Math" w:eastAsia="굴림" w:hAnsi="Cambria Math"/>
+                    <w:sz w:val="20"/>
+                    <w:szCs w:val="20"/>
+                  </w:rPr>
+                  <m:t>1 2 3</m:t>
+                </m:r>
+              </m:e>
+              <m:e>
+                <m:r>
+                  <w:rPr>
+                    <w:rFonts w:ascii="Cambria Math" w:eastAsia="굴림" w:hAnsi="Cambria Math"/>
+                    <w:sz w:val="20"/>
+                    <w:szCs w:val="20"/>
+                  </w:rPr>
+                  <m:t>1 1 5</m:t>
+                </m:r>
+              </m:e>
+            </m:eqArr>
+          </m:e>
+        </m:d>
+      </m:oMath>
+      <w:r>
+        <w:rPr>
+          <w:rFonts w:ascii="굴림" w:eastAsia="굴림" w:hAnsi="굴림" w:hint="eastAsia"/>
+          <w:sz w:val="20"/>
+          <w:szCs w:val="20"/>
+        </w:rPr>
+        <w:t>의 경우 각각 [1, 1], [2, 1], [3, 5]의 좌표점으로 향하는 벡터를 표현</w:t>
+      </w:r>
+    </w:p>
+    <w:p>
+      <w:pPr>
+        <w:pStyle w:val="a6"/>
+        <w:numPr>
+          <w:ilvl w:val="1"/>
+          <w:numId w:val="5"/>
+        </w:numPr>
+        <w:rPr>
+          <w:rFonts w:ascii="굴림" w:eastAsia="굴림" w:hAnsi="굴림"/>
+          <w:sz w:val="20"/>
+          <w:szCs w:val="20"/>
+        </w:rPr>
+      </w:pPr>
+      <w:r>
+        <w:rPr>
+          <w:rFonts w:ascii="굴림" w:eastAsia="굴림" w:hAnsi="굴림" w:hint="eastAsia"/>
+          <w:sz w:val="20"/>
+          <w:szCs w:val="20"/>
+        </w:rPr>
+        <w:t>벡터값 구하기</w:t>
+      </w:r>
+    </w:p>
+    <w:p>
+      <w:pPr>
+        <w:pStyle w:val="a6"/>
+        <w:numPr>
+          <w:ilvl w:val="2"/>
+          <w:numId w:val="5"/>
+        </w:numPr>
+        <w:rPr>
+          <w:rFonts w:ascii="굴림" w:eastAsia="굴림" w:hAnsi="굴림"/>
+          <w:sz w:val="20"/>
+          <w:szCs w:val="20"/>
+        </w:rPr>
+      </w:pPr>
+      <w:r>
+        <w:rPr>
+          <w:rFonts w:ascii="굴림" w:eastAsia="굴림" w:hAnsi="굴림"/>
+          <w:sz w:val="20"/>
+          <w:szCs w:val="20"/>
+        </w:rPr>
+        <w:t>np.linalg.norm(</w:t>
+      </w:r>
+      <w:r>
+        <w:rPr>
+          <w:rFonts w:ascii="굴림" w:eastAsia="굴림" w:hAnsi="굴림" w:hint="eastAsia"/>
+          <w:sz w:val="20"/>
+          <w:szCs w:val="20"/>
+        </w:rPr>
+        <w:t>좌</w:t>
+      </w:r>
+      <w:r>
+        <w:rPr>
+          <w:rFonts w:ascii="굴림" w:eastAsia="굴림" w:hAnsi="굴림" w:hint="eastAsia"/>
+          <w:sz w:val="20"/>
+          <w:szCs w:val="20"/>
+        </w:rPr>
+        <w:t>푯값</w:t>
+      </w:r>
+      <w:r>
+        <w:rPr>
+          <w:rFonts w:ascii="굴림" w:eastAsia="굴림" w:hAnsi="굴림"/>
           <w:sz w:val="20"/>
           <w:szCs w:val="20"/>
         </w:rPr>
@@ -123,7 +1587,479 @@
       </w:r>
       <w:r>
         <w:rPr>
-          <w:rFonts w:ascii="굴림" w:eastAsia="굴림" w:hAnsi="굴림"/>
+          <w:rFonts w:ascii="굴림" w:eastAsia="굴림" w:hAnsi="굴림" w:hint="eastAsia"/>
+          <w:sz w:val="20"/>
+          <w:szCs w:val="20"/>
+        </w:rPr>
+        <w:t xml:space="preserve"> </w:t>
+      </w:r>
+      <w:r>
+        <w:rPr>
+          <w:rFonts w:ascii="굴림" w:eastAsia="굴림" w:hAnsi="굴림"/>
+          <w:sz w:val="20"/>
+          <w:szCs w:val="20"/>
+        </w:rPr>
+        <w:t>–</w:t>
+      </w:r>
+      <w:r>
+        <w:rPr>
+          <w:rFonts w:ascii="굴림" w:eastAsia="굴림" w:hAnsi="굴림" w:hint="eastAsia"/>
+          <w:sz w:val="20"/>
+          <w:szCs w:val="20"/>
+        </w:rPr>
+        <w:t xml:space="preserve"> 벡터의 크기를 구하는 함수</w:t>
+      </w:r>
+    </w:p>
+    <w:p>
+      <w:pPr>
+        <w:pStyle w:val="a6"/>
+        <w:numPr>
+          <w:ilvl w:val="3"/>
+          <w:numId w:val="5"/>
+        </w:numPr>
+        <w:rPr>
+          <w:rFonts w:ascii="굴림" w:eastAsia="굴림" w:hAnsi="굴림"/>
+          <w:sz w:val="20"/>
+          <w:szCs w:val="20"/>
+        </w:rPr>
+      </w:pPr>
+      <w:r>
+        <w:rPr>
+          <w:rFonts w:ascii="굴림" w:eastAsia="굴림" w:hAnsi="굴림" w:hint="eastAsia"/>
+          <w:sz w:val="20"/>
+          <w:szCs w:val="20"/>
+        </w:rPr>
+        <w:t xml:space="preserve">linalg </w:t>
+      </w:r>
+      <w:r>
+        <w:rPr>
+          <w:rFonts w:ascii="굴림" w:eastAsia="굴림" w:hAnsi="굴림"/>
+          <w:sz w:val="20"/>
+          <w:szCs w:val="20"/>
+        </w:rPr>
+        <w:t>–</w:t>
+      </w:r>
+      <w:r>
+        <w:rPr>
+          <w:rFonts w:ascii="굴림" w:eastAsia="굴림" w:hAnsi="굴림" w:hint="eastAsia"/>
+          <w:sz w:val="20"/>
+          <w:szCs w:val="20"/>
+        </w:rPr>
+        <w:t xml:space="preserve"> Linear Algebra의 약자, 선형대수학 / Norm </w:t>
+      </w:r>
+      <w:r>
+        <w:rPr>
+          <w:rFonts w:ascii="굴림" w:eastAsia="굴림" w:hAnsi="굴림"/>
+          <w:sz w:val="20"/>
+          <w:szCs w:val="20"/>
+        </w:rPr>
+        <w:t>–</w:t>
+      </w:r>
+      <w:r>
+        <w:rPr>
+          <w:rFonts w:ascii="굴림" w:eastAsia="굴림" w:hAnsi="굴림" w:hint="eastAsia"/>
+          <w:sz w:val="20"/>
+          <w:szCs w:val="20"/>
+        </w:rPr>
+        <w:t xml:space="preserve"> 벡터의 크기</w:t>
+      </w:r>
+    </w:p>
+    <w:p>
+      <w:pPr>
+        <w:pStyle w:val="a6"/>
+        <w:numPr>
+          <w:ilvl w:val="1"/>
+          <w:numId w:val="5"/>
+        </w:numPr>
+        <w:rPr>
+          <w:rFonts w:ascii="굴림" w:eastAsia="굴림" w:hAnsi="굴림"/>
+          <w:sz w:val="20"/>
+          <w:szCs w:val="20"/>
+        </w:rPr>
+      </w:pPr>
+      <w:r>
+        <w:rPr>
+          <w:rFonts w:ascii="굴림" w:eastAsia="굴림" w:hAnsi="굴림" w:hint="eastAsia"/>
+          <w:sz w:val="20"/>
+          <w:szCs w:val="20"/>
+        </w:rPr>
+        <w:t>행렬의 곱셈</w:t>
+      </w:r>
+    </w:p>
+    <w:p>
+      <w:pPr>
+        <w:pStyle w:val="a6"/>
+        <w:numPr>
+          <w:ilvl w:val="2"/>
+          <w:numId w:val="5"/>
+        </w:numPr>
+        <w:rPr>
+          <w:rFonts w:ascii="굴림" w:eastAsia="굴림" w:hAnsi="굴림"/>
+          <w:sz w:val="20"/>
+          <w:szCs w:val="20"/>
+        </w:rPr>
+      </w:pPr>
+      <w:r>
+        <w:rPr>
+          <w:rFonts w:ascii="굴림" w:eastAsia="굴림" w:hAnsi="굴림"/>
+          <w:sz w:val="20"/>
+          <w:szCs w:val="20"/>
+        </w:rPr>
+        <w:t>v = np.array([[1, 2, 3], [1, 1, 5]])</w:t>
+      </w:r>
+    </w:p>
+    <w:p>
+      <w:pPr>
+        <w:pStyle w:val="a6"/>
+        <w:numPr>
+          <w:ilvl w:val="2"/>
+          <w:numId w:val="5"/>
+        </w:numPr>
+        <w:rPr>
+          <w:rFonts w:ascii="굴림" w:eastAsia="굴림" w:hAnsi="굴림" w:hint="eastAsia"/>
+          <w:sz w:val="20"/>
+          <w:szCs w:val="20"/>
+        </w:rPr>
+      </w:pPr>
+      <w:r>
+        <w:rPr>
+          <w:rFonts w:ascii="굴림" w:eastAsia="굴림" w:hAnsi="굴림"/>
+          <w:sz w:val="20"/>
+          <w:szCs w:val="20"/>
+        </w:rPr>
+        <w:t>result = v</w:t>
+      </w:r>
+      <w:r>
+        <w:rPr>
+          <w:rFonts w:ascii="굴림" w:eastAsia="굴림" w:hAnsi="굴림" w:hint="eastAsia"/>
+          <w:sz w:val="20"/>
+          <w:szCs w:val="20"/>
+        </w:rPr>
+        <w:t xml:space="preserve"> * 3 = [[3, 6, 9], [3, 3, 15]]</w:t>
+      </w:r>
+    </w:p>
+    <w:p>
+      <w:pPr>
+        <w:pStyle w:val="a6"/>
+        <w:numPr>
+          <w:ilvl w:val="1"/>
+          <w:numId w:val="5"/>
+        </w:numPr>
+        <w:rPr>
+          <w:rFonts w:ascii="굴림" w:eastAsia="굴림" w:hAnsi="굴림"/>
+          <w:sz w:val="20"/>
+          <w:szCs w:val="20"/>
+        </w:rPr>
+      </w:pPr>
+      <w:r>
+        <w:rPr>
+          <w:rFonts w:ascii="굴림" w:eastAsia="굴림" w:hAnsi="굴림" w:hint="eastAsia"/>
+          <w:sz w:val="20"/>
+          <w:szCs w:val="20"/>
+        </w:rPr>
+        <w:t xml:space="preserve">선형 변환 </w:t>
+      </w:r>
+      <w:r>
+        <w:rPr>
+          <w:rFonts w:ascii="굴림" w:eastAsia="굴림" w:hAnsi="굴림"/>
+          <w:sz w:val="20"/>
+          <w:szCs w:val="20"/>
+        </w:rPr>
+        <w:t>–</w:t>
+      </w:r>
+      <w:r>
+        <w:rPr>
+          <w:rFonts w:ascii="굴림" w:eastAsia="굴림" w:hAnsi="굴림" w:hint="eastAsia"/>
+          <w:sz w:val="20"/>
+          <w:szCs w:val="20"/>
+        </w:rPr>
+        <w:t xml:space="preserve"> 벡터값을 특정 방향(가로나 세로</w:t>
+      </w:r>
+      <w:r>
+        <w:rPr>
+          <w:rFonts w:ascii="굴림" w:eastAsia="굴림" w:hAnsi="굴림" w:hint="eastAsia"/>
+          <w:sz w:val="20"/>
+          <w:szCs w:val="20"/>
+        </w:rPr>
+        <w:t>, 회전 뒤집기</w:t>
+      </w:r>
+      <w:r>
+        <w:rPr>
+          <w:rFonts w:ascii="굴림" w:eastAsia="굴림" w:hAnsi="굴림" w:hint="eastAsia"/>
+          <w:sz w:val="20"/>
+          <w:szCs w:val="20"/>
+        </w:rPr>
+        <w:t xml:space="preserve"> 등)으로만 확장/축소할 경우</w:t>
+      </w:r>
+    </w:p>
+    <w:p>
+      <w:pPr>
+        <w:pStyle w:val="a6"/>
+        <w:numPr>
+          <w:ilvl w:val="2"/>
+          <w:numId w:val="5"/>
+        </w:numPr>
+        <w:rPr>
+          <w:rFonts w:ascii="굴림" w:eastAsia="굴림" w:hAnsi="굴림"/>
+          <w:sz w:val="20"/>
+          <w:szCs w:val="20"/>
+        </w:rPr>
+      </w:pPr>
+      <w:r>
+        <w:rPr>
+          <w:rFonts w:ascii="굴림" w:eastAsia="굴림" w:hAnsi="굴림" w:hint="eastAsia"/>
+          <w:sz w:val="20"/>
+          <w:szCs w:val="20"/>
+        </w:rPr>
+        <w:t xml:space="preserve">ex) 가로로만 2배 확장 </w:t>
+      </w:r>
+      <m:oMath>
+        <m:d>
+          <m:dPr>
+            <m:begChr m:val="["/>
+            <m:endChr m:val="]"/>
+            <m:ctrlPr>
+              <w:rPr>
+                <w:rFonts w:ascii="Cambria Math" w:eastAsia="굴림" w:hAnsi="Cambria Math"/>
+                <w:i/>
+                <w:sz w:val="20"/>
+                <w:szCs w:val="20"/>
+              </w:rPr>
+            </m:ctrlPr>
+          </m:dPr>
+          <m:e>
+            <m:eqArr>
+              <m:eqArrPr>
+                <m:ctrlPr>
+                  <w:rPr>
+                    <w:rFonts w:ascii="Cambria Math" w:eastAsia="굴림" w:hAnsi="Cambria Math"/>
+                    <w:i/>
+                    <w:sz w:val="20"/>
+                    <w:szCs w:val="20"/>
+                  </w:rPr>
+                </m:ctrlPr>
+              </m:eqArrPr>
+              <m:e>
+                <m:r>
+                  <w:rPr>
+                    <w:rFonts w:ascii="Cambria Math" w:eastAsia="굴림" w:hAnsi="Cambria Math"/>
+                    <w:sz w:val="20"/>
+                    <w:szCs w:val="20"/>
+                  </w:rPr>
+                  <m:t>2 0</m:t>
+                </m:r>
+              </m:e>
+              <m:e>
+                <m:r>
+                  <w:rPr>
+                    <w:rFonts w:ascii="Cambria Math" w:eastAsia="굴림" w:hAnsi="Cambria Math"/>
+                    <w:sz w:val="20"/>
+                    <w:szCs w:val="20"/>
+                  </w:rPr>
+                  <m:t>0 1</m:t>
+                </m:r>
+              </m:e>
+            </m:eqArr>
+          </m:e>
+        </m:d>
+        <m:d>
+          <m:dPr>
+            <m:begChr m:val="["/>
+            <m:endChr m:val="]"/>
+            <m:ctrlPr>
+              <w:rPr>
+                <w:rFonts w:ascii="Cambria Math" w:eastAsia="굴림" w:hAnsi="Cambria Math"/>
+                <w:i/>
+                <w:sz w:val="20"/>
+                <w:szCs w:val="20"/>
+              </w:rPr>
+            </m:ctrlPr>
+          </m:dPr>
+          <m:e>
+            <m:eqArr>
+              <m:eqArrPr>
+                <m:ctrlPr>
+                  <w:rPr>
+                    <w:rFonts w:ascii="Cambria Math" w:eastAsia="굴림" w:hAnsi="Cambria Math"/>
+                    <w:i/>
+                    <w:sz w:val="20"/>
+                    <w:szCs w:val="20"/>
+                  </w:rPr>
+                </m:ctrlPr>
+              </m:eqArrPr>
+              <m:e>
+                <m:r>
+                  <w:rPr>
+                    <w:rFonts w:ascii="Cambria Math" w:eastAsia="굴림" w:hAnsi="Cambria Math"/>
+                    <w:sz w:val="20"/>
+                    <w:szCs w:val="20"/>
+                  </w:rPr>
+                  <m:t>1 2 3</m:t>
+                </m:r>
+              </m:e>
+              <m:e>
+                <m:r>
+                  <w:rPr>
+                    <w:rFonts w:ascii="Cambria Math" w:eastAsia="굴림" w:hAnsi="Cambria Math"/>
+                    <w:sz w:val="20"/>
+                    <w:szCs w:val="20"/>
+                  </w:rPr>
+                  <m:t>1 1 5</m:t>
+                </m:r>
+              </m:e>
+            </m:eqArr>
+          </m:e>
+        </m:d>
+        <m:r>
+          <w:rPr>
+            <w:rFonts w:ascii="Cambria Math" w:eastAsia="굴림" w:hAnsi="Cambria Math"/>
+            <w:sz w:val="20"/>
+            <w:szCs w:val="20"/>
+          </w:rPr>
+          <m:t>=</m:t>
+        </m:r>
+        <m:d>
+          <m:dPr>
+            <m:begChr m:val="["/>
+            <m:endChr m:val="]"/>
+            <m:ctrlPr>
+              <w:rPr>
+                <w:rFonts w:ascii="Cambria Math" w:eastAsia="굴림" w:hAnsi="Cambria Math"/>
+                <w:i/>
+                <w:sz w:val="20"/>
+                <w:szCs w:val="20"/>
+              </w:rPr>
+            </m:ctrlPr>
+          </m:dPr>
+          <m:e>
+            <m:eqArr>
+              <m:eqArrPr>
+                <m:ctrlPr>
+                  <w:rPr>
+                    <w:rFonts w:ascii="Cambria Math" w:eastAsia="굴림" w:hAnsi="Cambria Math"/>
+                    <w:i/>
+                    <w:sz w:val="20"/>
+                    <w:szCs w:val="20"/>
+                  </w:rPr>
+                </m:ctrlPr>
+              </m:eqArrPr>
+              <m:e>
+                <m:r>
+                  <w:rPr>
+                    <w:rFonts w:ascii="Cambria Math" w:eastAsia="굴림" w:hAnsi="Cambria Math"/>
+                    <w:sz w:val="20"/>
+                    <w:szCs w:val="20"/>
+                  </w:rPr>
+                  <m:t>2 4 6</m:t>
+                </m:r>
+              </m:e>
+              <m:e>
+                <m:r>
+                  <w:rPr>
+                    <w:rFonts w:ascii="Cambria Math" w:eastAsia="굴림" w:hAnsi="Cambria Math"/>
+                    <w:sz w:val="20"/>
+                    <w:szCs w:val="20"/>
+                  </w:rPr>
+                  <m:t>1 1 5</m:t>
+                </m:r>
+              </m:e>
+            </m:eqArr>
+          </m:e>
+        </m:d>
+      </m:oMath>
+    </w:p>
+    <w:p>
+      <w:pPr>
+        <w:pStyle w:val="a6"/>
+        <w:numPr>
+          <w:ilvl w:val="3"/>
+          <w:numId w:val="5"/>
+        </w:numPr>
+        <w:rPr>
+          <w:rFonts w:ascii="굴림" w:eastAsia="굴림" w:hAnsi="굴림"/>
+          <w:sz w:val="20"/>
+          <w:szCs w:val="20"/>
+        </w:rPr>
+      </w:pPr>
+      <w:r>
+        <w:rPr>
+          <w:rFonts w:ascii="굴림" w:eastAsia="굴림" w:hAnsi="굴림" w:hint="eastAsia"/>
+          <w:sz w:val="20"/>
+          <w:szCs w:val="20"/>
+        </w:rPr>
+        <w:t xml:space="preserve">넘파이로 나타내면 </w:t>
+      </w:r>
+    </w:p>
+    <w:p>
+      <w:pPr>
+        <w:pStyle w:val="a6"/>
+        <w:numPr>
+          <w:ilvl w:val="3"/>
+          <w:numId w:val="5"/>
+        </w:numPr>
+        <w:rPr>
+          <w:rFonts w:ascii="굴림" w:eastAsia="굴림" w:hAnsi="굴림"/>
+          <w:sz w:val="20"/>
+          <w:szCs w:val="20"/>
+        </w:rPr>
+      </w:pPr>
+      <w:r>
+        <w:rPr>
+          <w:rFonts w:ascii="굴림" w:eastAsia="굴림" w:hAnsi="굴림"/>
+          <w:sz w:val="20"/>
+          <w:szCs w:val="20"/>
+        </w:rPr>
+        <w:t>v = np.array([[1, 2, 3], [1, 1, 5]])</w:t>
+      </w:r>
+      <w:r>
+        <w:rPr>
+          <w:rFonts w:ascii="굴림" w:eastAsia="굴림" w:hAnsi="굴림" w:hint="eastAsia"/>
+          <w:sz w:val="20"/>
+          <w:szCs w:val="20"/>
+        </w:rPr>
+        <w:t xml:space="preserve"> / </w:t>
+      </w:r>
+      <w:r>
+        <w:rPr>
+          <w:rFonts w:ascii="굴림" w:eastAsia="굴림" w:hAnsi="굴림"/>
+          <w:sz w:val="20"/>
+          <w:szCs w:val="20"/>
+        </w:rPr>
+        <w:t>S = np.array([[2, 0], [0, 1]])</w:t>
+      </w:r>
+    </w:p>
+    <w:p>
+      <w:pPr>
+        <w:pStyle w:val="a6"/>
+        <w:numPr>
+          <w:ilvl w:val="3"/>
+          <w:numId w:val="5"/>
+        </w:numPr>
+        <w:rPr>
+          <w:rFonts w:ascii="굴림" w:eastAsia="굴림" w:hAnsi="굴림" w:hint="eastAsia"/>
+          <w:sz w:val="20"/>
+          <w:szCs w:val="20"/>
+        </w:rPr>
+      </w:pPr>
+      <w:r>
+        <w:rPr>
+          <w:rFonts w:ascii="굴림" w:eastAsia="굴림" w:hAnsi="굴림" w:hint="eastAsia"/>
+          <w:sz w:val="20"/>
+          <w:szCs w:val="20"/>
+        </w:rPr>
+        <w:t xml:space="preserve">result </w:t>
+      </w:r>
+      <w:r>
+        <w:rPr>
+          <w:rFonts w:ascii="굴림" w:eastAsia="굴림" w:hAnsi="굴림"/>
+          <w:sz w:val="20"/>
+          <w:szCs w:val="20"/>
+        </w:rPr>
+        <w:t>= S @ v</w:t>
+      </w:r>
+      <w:r>
+        <w:rPr>
+          <w:rFonts w:ascii="굴림" w:eastAsia="굴림" w:hAnsi="굴림" w:hint="eastAsia"/>
           <w:sz w:val="20"/>
           <w:szCs w:val="20"/>
         </w:rPr>
@@ -132,34 +2068,89 @@
       <w:r>
         <w:rPr>
           <w:rFonts w:ascii="굴림" w:eastAsia="굴림" w:hAnsi="굴림"/>
-          <w:sz w:val="20"/>
-          <w:szCs w:val="20"/>
-        </w:rPr>
-        <w:t>(</w:t>
-      </w:r>
-      <w:r>
-        <w:rPr>
-          <w:rFonts w:ascii="굴림" w:eastAsia="굴림" w:hAnsi="굴림" w:hint="eastAsia"/>
-          <w:sz w:val="20"/>
-          <w:szCs w:val="20"/>
-        </w:rPr>
-        <w:t>값)</w:t>
-      </w:r>
-      <w:r>
-        <w:rPr>
-          <w:rFonts w:ascii="굴림" w:eastAsia="굴림" w:hAnsi="굴림"/>
-          <w:sz w:val="20"/>
-          <w:szCs w:val="20"/>
-        </w:rPr>
-        <w:t xml:space="preserve"> – </w:t>
-      </w:r>
-      <w:r>
-        <w:rPr>
-          <w:rFonts w:ascii="굴림" w:eastAsia="굴림" w:hAnsi="굴림" w:hint="eastAsia"/>
-          <w:sz w:val="20"/>
-          <w:szCs w:val="20"/>
-        </w:rPr>
-        <w:t>변수명에 값을 할당</w:t>
+        </w:rPr>
+        <w:t xml:space="preserve">[[2 4 </w:t>
+      </w:r>
+      <w:r>
+        <w:rPr>
+          <w:rFonts w:ascii="굴림" w:eastAsia="굴림" w:hAnsi="굴림" w:hint="eastAsia"/>
+        </w:rPr>
+        <w:t>6</w:t>
+      </w:r>
+      <w:r>
+        <w:rPr>
+          <w:rFonts w:ascii="굴림" w:eastAsia="굴림" w:hAnsi="굴림"/>
+        </w:rPr>
+        <w:t>]</w:t>
+      </w:r>
+      <w:r>
+        <w:rPr>
+          <w:rFonts w:ascii="굴림" w:eastAsia="굴림" w:hAnsi="굴림" w:hint="eastAsia"/>
+        </w:rPr>
+        <w:t>,</w:t>
+      </w:r>
+      <w:r>
+        <w:rPr>
+          <w:rFonts w:ascii="굴림" w:eastAsia="굴림" w:hAnsi="굴림"/>
+          <w:sz w:val="20"/>
+          <w:szCs w:val="20"/>
+        </w:rPr>
+        <w:t xml:space="preserve"> [1 1 5]]</w:t>
+      </w:r>
+      <w:r>
+        <w:rPr>
+          <w:rFonts w:ascii="굴림" w:eastAsia="굴림" w:hAnsi="굴림" w:hint="eastAsia"/>
+          <w:sz w:val="20"/>
+          <w:szCs w:val="20"/>
+        </w:rPr>
+        <w:t xml:space="preserve"> </w:t>
+      </w:r>
+      <w:r>
+        <w:rPr>
+          <w:rFonts w:ascii="굴림" w:eastAsia="굴림" w:hAnsi="굴림"/>
+          <w:sz w:val="20"/>
+          <w:szCs w:val="20"/>
+        </w:rPr>
+        <w:t>–</w:t>
+      </w:r>
+      <w:r>
+        <w:rPr>
+          <w:rFonts w:ascii="굴림" w:eastAsia="굴림" w:hAnsi="굴림" w:hint="eastAsia"/>
+          <w:sz w:val="20"/>
+          <w:szCs w:val="20"/>
+        </w:rPr>
+        <w:t xml:space="preserve"> </w:t>
+      </w:r>
+      <w:r>
+        <w:rPr>
+          <w:rFonts w:ascii="굴림" w:eastAsia="굴림" w:hAnsi="굴림" w:hint="eastAsia"/>
+          <w:sz w:val="20"/>
+          <w:szCs w:val="20"/>
+          <w:u w:val="single"/>
+        </w:rPr>
+        <w:t>넘파이에서 행렬 곱은 @</w:t>
+      </w:r>
+    </w:p>
+    <w:p>
+      <w:pPr>
+        <w:pStyle w:val="a6"/>
+        <w:numPr>
+          <w:ilvl w:val="1"/>
+          <w:numId w:val="5"/>
+        </w:numPr>
+        <w:rPr>
+          <w:rFonts w:ascii="굴림" w:eastAsia="굴림" w:hAnsi="굴림"/>
+          <w:sz w:val="20"/>
+          <w:szCs w:val="20"/>
+        </w:rPr>
+      </w:pPr>
+      <w:r>
+        <w:rPr>
+          <w:rFonts w:ascii="굴림" w:eastAsia="굴림" w:hAnsi="굴림" w:hint="eastAsia"/>
+          <w:sz w:val="20"/>
+          <w:szCs w:val="20"/>
+        </w:rPr>
+        <w:t>배열 초기화 - 0이나 1로 채워진 배열 만들기</w:t>
       </w:r>
     </w:p>
     <w:p>
@@ -181,37 +2172,11 @@
           <w:sz w:val="20"/>
           <w:szCs w:val="20"/>
         </w:rPr>
-        <w:t xml:space="preserve">변수명은 영문 </w:t>
-      </w:r>
-      <w:proofErr w:type="gramStart"/>
-      <w:r>
-        <w:rPr>
-          <w:rFonts w:ascii="굴림" w:eastAsia="굴림" w:hAnsi="굴림" w:hint="eastAsia"/>
-          <w:sz w:val="20"/>
-          <w:szCs w:val="20"/>
-        </w:rPr>
-        <w:t xml:space="preserve">또는 </w:t>
-      </w:r>
-      <w:r>
-        <w:rPr>
-          <w:rFonts w:ascii="굴림" w:eastAsia="굴림" w:hAnsi="굴림"/>
-          <w:sz w:val="20"/>
-          <w:szCs w:val="20"/>
-        </w:rPr>
-        <w:t xml:space="preserve"> _</w:t>
-      </w:r>
-      <w:proofErr w:type="gramEnd"/>
-      <w:r>
-        <w:rPr>
-          <w:rFonts w:ascii="굴림" w:eastAsia="굴림" w:hAnsi="굴림" w:hint="eastAsia"/>
-          <w:sz w:val="20"/>
-          <w:szCs w:val="20"/>
-        </w:rPr>
-        <w:t>로 시작,</w:t>
-      </w:r>
-      <w:r>
-        <w:rPr>
-          <w:rFonts w:ascii="굴림" w:eastAsia="굴림" w:hAnsi="굴림"/>
+        <w:t>0으로 채워진</w:t>
+      </w:r>
+      <w:r>
+        <w:rPr>
+          <w:rFonts w:ascii="굴림" w:eastAsia="굴림" w:hAnsi="굴림" w:hint="eastAsia"/>
           <w:sz w:val="20"/>
           <w:szCs w:val="20"/>
         </w:rPr>
@@ -223,11 +2188,463 @@
           <w:sz w:val="20"/>
           <w:szCs w:val="20"/>
         </w:rPr>
-        <w:t>숫자로는 시작 불가</w:t>
-      </w:r>
-      <w:r>
-        <w:rPr>
-          <w:rFonts w:ascii="굴림" w:eastAsia="굴림" w:hAnsi="굴림"/>
+        <w:t>3 * 5의</w:t>
+      </w:r>
+      <w:r>
+        <w:rPr>
+          <w:rFonts w:ascii="굴림" w:eastAsia="굴림" w:hAnsi="굴림" w:hint="eastAsia"/>
+          <w:sz w:val="20"/>
+          <w:szCs w:val="20"/>
+        </w:rPr>
+        <w:t xml:space="preserve"> </w:t>
+      </w:r>
+      <w:r>
+        <w:rPr>
+          <w:rFonts w:ascii="굴림" w:eastAsia="굴림" w:hAnsi="굴림" w:hint="eastAsia"/>
+          <w:sz w:val="20"/>
+          <w:szCs w:val="20"/>
+        </w:rPr>
+        <w:t>배열</w:t>
+      </w:r>
+      <w:r>
+        <w:rPr>
+          <w:rFonts w:ascii="굴림" w:eastAsia="굴림" w:hAnsi="굴림" w:hint="eastAsia"/>
+          <w:sz w:val="20"/>
+          <w:szCs w:val="20"/>
+        </w:rPr>
+        <w:t>A -A</w:t>
+      </w:r>
+      <w:r>
+        <w:rPr>
+          <w:rFonts w:ascii="굴림" w:eastAsia="굴림" w:hAnsi="굴림"/>
+          <w:sz w:val="20"/>
+          <w:szCs w:val="20"/>
+        </w:rPr>
+        <w:t xml:space="preserve"> = np.zeros((3, 5))</w:t>
+      </w:r>
+    </w:p>
+    <w:p>
+      <w:pPr>
+        <w:pStyle w:val="a6"/>
+        <w:numPr>
+          <w:ilvl w:val="2"/>
+          <w:numId w:val="5"/>
+        </w:numPr>
+        <w:rPr>
+          <w:rFonts w:ascii="굴림" w:eastAsia="굴림" w:hAnsi="굴림"/>
+          <w:sz w:val="20"/>
+          <w:szCs w:val="20"/>
+        </w:rPr>
+      </w:pPr>
+      <w:r>
+        <w:rPr>
+          <w:rFonts w:ascii="굴림" w:eastAsia="굴림" w:hAnsi="굴림" w:hint="eastAsia"/>
+          <w:sz w:val="20"/>
+          <w:szCs w:val="20"/>
+        </w:rPr>
+        <w:t xml:space="preserve">1로 채워진 2*3의 배열B </w:t>
+      </w:r>
+      <w:r>
+        <w:rPr>
+          <w:rFonts w:ascii="굴림" w:eastAsia="굴림" w:hAnsi="굴림"/>
+          <w:sz w:val="20"/>
+          <w:szCs w:val="20"/>
+        </w:rPr>
+        <w:t>–</w:t>
+      </w:r>
+      <w:r>
+        <w:rPr>
+          <w:rFonts w:ascii="굴림" w:eastAsia="굴림" w:hAnsi="굴림" w:hint="eastAsia"/>
+          <w:sz w:val="20"/>
+          <w:szCs w:val="20"/>
+        </w:rPr>
+        <w:t xml:space="preserve"> B = np.</w:t>
+      </w:r>
+      <w:r>
+        <w:rPr>
+          <w:rFonts w:ascii="굴림" w:eastAsia="굴림" w:hAnsi="굴림"/>
+          <w:sz w:val="20"/>
+          <w:szCs w:val="20"/>
+        </w:rPr>
+        <w:t>ones((</w:t>
+      </w:r>
+      <w:r>
+        <w:rPr>
+          <w:rFonts w:ascii="굴림" w:eastAsia="굴림" w:hAnsi="굴림" w:hint="eastAsia"/>
+          <w:sz w:val="20"/>
+          <w:szCs w:val="20"/>
+        </w:rPr>
+        <w:t>2</w:t>
+      </w:r>
+      <w:r>
+        <w:rPr>
+          <w:rFonts w:ascii="굴림" w:eastAsia="굴림" w:hAnsi="굴림"/>
+          <w:sz w:val="20"/>
+          <w:szCs w:val="20"/>
+        </w:rPr>
+        <w:t xml:space="preserve">, </w:t>
+      </w:r>
+      <w:r>
+        <w:rPr>
+          <w:rFonts w:ascii="굴림" w:eastAsia="굴림" w:hAnsi="굴림" w:hint="eastAsia"/>
+          <w:sz w:val="20"/>
+          <w:szCs w:val="20"/>
+        </w:rPr>
+        <w:t>3</w:t>
+      </w:r>
+      <w:r>
+        <w:rPr>
+          <w:rFonts w:ascii="굴림" w:eastAsia="굴림" w:hAnsi="굴림"/>
+          <w:sz w:val="20"/>
+          <w:szCs w:val="20"/>
+        </w:rPr>
+        <w:t>)</w:t>
+      </w:r>
+      <w:r>
+        <w:rPr>
+          <w:rFonts w:ascii="굴림" w:eastAsia="굴림" w:hAnsi="굴림" w:hint="eastAsia"/>
+          <w:sz w:val="20"/>
+          <w:szCs w:val="20"/>
+        </w:rPr>
+        <w:t>)</w:t>
+      </w:r>
+    </w:p>
+    <w:p>
+      <w:pPr>
+        <w:pStyle w:val="a6"/>
+        <w:numPr>
+          <w:ilvl w:val="2"/>
+          <w:numId w:val="5"/>
+        </w:numPr>
+        <w:rPr>
+          <w:rFonts w:ascii="굴림" w:eastAsia="굴림" w:hAnsi="굴림" w:hint="eastAsia"/>
+          <w:sz w:val="20"/>
+          <w:szCs w:val="20"/>
+        </w:rPr>
+      </w:pPr>
+      <w:r>
+        <w:rPr>
+          <w:rFonts w:ascii="굴림" w:eastAsia="굴림" w:hAnsi="굴림" w:hint="eastAsia"/>
+          <w:sz w:val="20"/>
+          <w:szCs w:val="20"/>
+        </w:rPr>
+        <w:t>0-1사이의 수로 채워진 3*4의 배열 C - C</w:t>
+      </w:r>
+      <w:r>
+        <w:rPr>
+          <w:rFonts w:ascii="굴림" w:eastAsia="굴림" w:hAnsi="굴림"/>
+          <w:sz w:val="20"/>
+          <w:szCs w:val="20"/>
+        </w:rPr>
+        <w:t xml:space="preserve"> = np.random.rand(2, 3)</w:t>
+      </w:r>
+    </w:p>
+    <w:p>
+      <w:pPr>
+        <w:pStyle w:val="a6"/>
+        <w:numPr>
+          <w:ilvl w:val="1"/>
+          <w:numId w:val="5"/>
+        </w:numPr>
+        <w:rPr>
+          <w:rFonts w:ascii="굴림" w:eastAsia="굴림" w:hAnsi="굴림"/>
+          <w:sz w:val="20"/>
+          <w:szCs w:val="20"/>
+        </w:rPr>
+      </w:pPr>
+      <w:r>
+        <w:rPr>
+          <w:rFonts w:ascii="굴림" w:eastAsia="굴림" w:hAnsi="굴림" w:hint="eastAsia"/>
+          <w:sz w:val="20"/>
+          <w:szCs w:val="20"/>
+        </w:rPr>
+        <w:t>단위 행렬</w:t>
+      </w:r>
+    </w:p>
+    <w:p>
+      <w:pPr>
+        <w:pStyle w:val="a6"/>
+        <w:numPr>
+          <w:ilvl w:val="2"/>
+          <w:numId w:val="5"/>
+        </w:numPr>
+        <w:rPr>
+          <w:rFonts w:ascii="굴림" w:eastAsia="굴림" w:hAnsi="굴림"/>
+          <w:sz w:val="20"/>
+          <w:szCs w:val="20"/>
+        </w:rPr>
+      </w:pPr>
+      <w:r>
+        <w:rPr>
+          <w:rFonts w:ascii="굴림" w:eastAsia="굴림" w:hAnsi="굴림" w:hint="eastAsia"/>
+          <w:sz w:val="20"/>
+          <w:szCs w:val="20"/>
+        </w:rPr>
+        <w:t>대각선 방향만 1이고 나머지는 모두 0인 행</w:t>
+      </w:r>
+      <w:r>
+        <w:rPr>
+          <w:rFonts w:ascii="굴림" w:eastAsia="굴림" w:hAnsi="굴림" w:hint="eastAsia"/>
+          <w:sz w:val="20"/>
+          <w:szCs w:val="20"/>
+        </w:rPr>
+        <w:t>렬</w:t>
+      </w:r>
+    </w:p>
+    <w:p>
+      <w:pPr>
+        <w:pStyle w:val="a6"/>
+        <w:numPr>
+          <w:ilvl w:val="2"/>
+          <w:numId w:val="5"/>
+        </w:numPr>
+        <w:rPr>
+          <w:rFonts w:ascii="굴림" w:eastAsia="굴림" w:hAnsi="굴림"/>
+          <w:sz w:val="20"/>
+          <w:szCs w:val="20"/>
+        </w:rPr>
+      </w:pPr>
+      <w:r>
+        <w:rPr>
+          <w:rFonts w:ascii="굴림" w:eastAsia="굴림" w:hAnsi="굴림" w:hint="eastAsia"/>
+          <w:sz w:val="20"/>
+          <w:szCs w:val="20"/>
+        </w:rPr>
+        <w:t>어떤 행렬을 곱해도 원래대로 돌아옴 / A</w:t>
+      </w:r>
+      <w:r>
+        <w:rPr>
+          <w:rFonts w:ascii="굴림" w:eastAsia="굴림" w:hAnsi="굴림"/>
+          <w:sz w:val="20"/>
+          <w:szCs w:val="20"/>
+        </w:rPr>
+        <w:t xml:space="preserve"> = np.eye(3</w:t>
+      </w:r>
+      <w:r>
+        <w:rPr>
+          <w:rFonts w:ascii="굴림" w:eastAsia="굴림" w:hAnsi="굴림" w:hint="eastAsia"/>
+          <w:sz w:val="20"/>
+          <w:szCs w:val="20"/>
+        </w:rPr>
+        <w:t xml:space="preserve">) =  </w:t>
+      </w:r>
+      <m:oMath>
+        <m:d>
+          <m:dPr>
+            <m:begChr m:val="["/>
+            <m:endChr m:val="]"/>
+            <m:ctrlPr>
+              <w:rPr>
+                <w:rFonts w:ascii="Cambria Math" w:eastAsia="굴림" w:hAnsi="Cambria Math"/>
+                <w:i/>
+                <w:sz w:val="20"/>
+                <w:szCs w:val="20"/>
+              </w:rPr>
+            </m:ctrlPr>
+          </m:dPr>
+          <m:e>
+            <m:eqArr>
+              <m:eqArrPr>
+                <m:ctrlPr>
+                  <w:rPr>
+                    <w:rFonts w:ascii="Cambria Math" w:eastAsia="굴림" w:hAnsi="Cambria Math"/>
+                    <w:i/>
+                    <w:sz w:val="20"/>
+                    <w:szCs w:val="20"/>
+                  </w:rPr>
+                </m:ctrlPr>
+              </m:eqArrPr>
+              <m:e>
+                <m:r>
+                  <w:rPr>
+                    <w:rFonts w:ascii="Cambria Math" w:eastAsia="굴림" w:hAnsi="Cambria Math"/>
+                    <w:sz w:val="20"/>
+                    <w:szCs w:val="20"/>
+                  </w:rPr>
+                  <m:t>1 0 0</m:t>
+                </m:r>
+              </m:e>
+              <m:e>
+                <m:r>
+                  <w:rPr>
+                    <w:rFonts w:ascii="Cambria Math" w:eastAsia="굴림" w:hAnsi="Cambria Math"/>
+                    <w:sz w:val="20"/>
+                    <w:szCs w:val="20"/>
+                  </w:rPr>
+                  <m:t>0 1 0</m:t>
+                </m:r>
+                <m:ctrlPr>
+                  <w:rPr>
+                    <w:rFonts w:ascii="Cambria Math" w:eastAsia="Cambria Math" w:hAnsi="Cambria Math" w:cs="Cambria Math"/>
+                    <w:i/>
+                    <w:sz w:val="20"/>
+                    <w:szCs w:val="20"/>
+                  </w:rPr>
+                </m:ctrlPr>
+              </m:e>
+              <m:e>
+                <m:r>
+                  <w:rPr>
+                    <w:rFonts w:ascii="Cambria Math" w:eastAsia="Cambria Math" w:hAnsi="Cambria Math" w:cs="Cambria Math"/>
+                    <w:sz w:val="20"/>
+                    <w:szCs w:val="20"/>
+                  </w:rPr>
+                  <m:t>0</m:t>
+                </m:r>
+                <m:r>
+                  <w:rPr>
+                    <w:rFonts w:ascii="Cambria Math" w:hAnsi="Cambria Math" w:cs="Cambria Math"/>
+                    <w:sz w:val="20"/>
+                    <w:szCs w:val="20"/>
+                  </w:rPr>
+                  <m:t xml:space="preserve"> 0 1</m:t>
+                </m:r>
+              </m:e>
+            </m:eqArr>
+          </m:e>
+        </m:d>
+      </m:oMath>
+    </w:p>
+    <w:p>
+      <w:pPr>
+        <w:pStyle w:val="a6"/>
+        <w:numPr>
+          <w:ilvl w:val="1"/>
+          <w:numId w:val="5"/>
+        </w:numPr>
+        <w:rPr>
+          <w:rFonts w:ascii="굴림" w:eastAsia="굴림" w:hAnsi="굴림" w:hint="eastAsia"/>
+          <w:sz w:val="20"/>
+          <w:szCs w:val="20"/>
+        </w:rPr>
+      </w:pPr>
+      <w:r>
+        <w:rPr>
+          <w:rFonts w:ascii="굴림" w:eastAsia="굴림" w:hAnsi="굴림" w:hint="eastAsia"/>
+          <w:sz w:val="20"/>
+          <w:szCs w:val="20"/>
+        </w:rPr>
+        <w:t>numpy 수학 함수</w:t>
+      </w:r>
+    </w:p>
+    <w:p>
+      <w:pPr>
+        <w:pStyle w:val="a6"/>
+        <w:numPr>
+          <w:ilvl w:val="2"/>
+          <w:numId w:val="5"/>
+        </w:numPr>
+        <w:rPr>
+          <w:rFonts w:ascii="굴림" w:eastAsia="굴림" w:hAnsi="굴림"/>
+          <w:sz w:val="20"/>
+          <w:szCs w:val="20"/>
+        </w:rPr>
+      </w:pPr>
+      <w:r>
+        <w:rPr>
+          <w:rFonts w:ascii="굴림" w:eastAsia="굴림" w:hAnsi="굴림" w:hint="eastAsia"/>
+          <w:sz w:val="20"/>
+          <w:szCs w:val="20"/>
+        </w:rPr>
+        <w:t>np</w:t>
+      </w:r>
+      <w:r>
+        <w:rPr>
+          <w:rFonts w:ascii="굴림" w:eastAsia="굴림" w:hAnsi="굴림"/>
+          <w:sz w:val="20"/>
+          <w:szCs w:val="20"/>
+        </w:rPr>
+        <w:t>.sum() 합 / </w:t>
+      </w:r>
+      <w:r>
+        <w:rPr>
+          <w:rFonts w:ascii="굴림" w:eastAsia="굴림" w:hAnsi="굴림" w:hint="eastAsia"/>
+          <w:sz w:val="20"/>
+          <w:szCs w:val="20"/>
+        </w:rPr>
+        <w:t>np</w:t>
+      </w:r>
+      <w:r>
+        <w:rPr>
+          <w:rFonts w:ascii="굴림" w:eastAsia="굴림" w:hAnsi="굴림"/>
+          <w:sz w:val="20"/>
+          <w:szCs w:val="20"/>
+        </w:rPr>
+        <w:t>.mean() 평균 / </w:t>
+      </w:r>
+      <w:r>
+        <w:rPr>
+          <w:rFonts w:ascii="굴림" w:eastAsia="굴림" w:hAnsi="굴림" w:hint="eastAsia"/>
+          <w:sz w:val="20"/>
+          <w:szCs w:val="20"/>
+        </w:rPr>
+        <w:t>np</w:t>
+      </w:r>
+      <w:r>
+        <w:rPr>
+          <w:rFonts w:ascii="굴림" w:eastAsia="굴림" w:hAnsi="굴림"/>
+          <w:sz w:val="20"/>
+          <w:szCs w:val="20"/>
+        </w:rPr>
+        <w:t>.max() 최대 / </w:t>
+      </w:r>
+      <w:r>
+        <w:rPr>
+          <w:rFonts w:ascii="굴림" w:eastAsia="굴림" w:hAnsi="굴림" w:hint="eastAsia"/>
+          <w:sz w:val="20"/>
+          <w:szCs w:val="20"/>
+        </w:rPr>
+        <w:t>np</w:t>
+      </w:r>
+      <w:r>
+        <w:rPr>
+          <w:rFonts w:ascii="굴림" w:eastAsia="굴림" w:hAnsi="굴림"/>
+          <w:sz w:val="20"/>
+          <w:szCs w:val="20"/>
+        </w:rPr>
+        <w:t>.min() 최소 / </w:t>
+      </w:r>
+      <w:r>
+        <w:rPr>
+          <w:rFonts w:ascii="굴림" w:eastAsia="굴림" w:hAnsi="굴림" w:hint="eastAsia"/>
+          <w:sz w:val="20"/>
+          <w:szCs w:val="20"/>
+        </w:rPr>
+        <w:t>np</w:t>
+      </w:r>
+      <w:r>
+        <w:rPr>
+          <w:rFonts w:ascii="굴림" w:eastAsia="굴림" w:hAnsi="굴림"/>
+          <w:sz w:val="20"/>
+          <w:szCs w:val="20"/>
+        </w:rPr>
+        <w:t>.std() 표준편차(퍼진 정도)</w:t>
+      </w:r>
+    </w:p>
+    <w:p>
+      <w:pPr>
+        <w:pStyle w:val="a6"/>
+        <w:numPr>
+          <w:ilvl w:val="2"/>
+          <w:numId w:val="5"/>
+        </w:numPr>
+        <w:rPr>
+          <w:rFonts w:ascii="굴림" w:eastAsia="굴림" w:hAnsi="굴림"/>
+          <w:sz w:val="20"/>
+          <w:szCs w:val="20"/>
+        </w:rPr>
+      </w:pPr>
+      <w:r>
+        <w:rPr>
+          <w:rFonts w:ascii="굴림" w:eastAsia="굴림" w:hAnsi="굴림"/>
+          <w:sz w:val="20"/>
+          <w:szCs w:val="20"/>
+        </w:rPr>
+        <w:t>np.sqrt() 제곱근</w:t>
+      </w:r>
+      <w:r>
+        <w:rPr>
+          <w:rFonts w:ascii="굴림" w:eastAsia="굴림" w:hAnsi="굴림" w:hint="eastAsia"/>
           <w:sz w:val="20"/>
           <w:szCs w:val="20"/>
         </w:rPr>
@@ -235,27 +2652,35 @@
       </w:r>
       <w:r>
         <w:rPr>
-          <w:rFonts w:ascii="굴림" w:eastAsia="굴림" w:hAnsi="굴림" w:hint="eastAsia"/>
-          <w:sz w:val="20"/>
-          <w:szCs w:val="20"/>
-        </w:rPr>
-        <w:t xml:space="preserve">공백 대신 </w:t>
-      </w:r>
-      <w:r>
-        <w:rPr>
-          <w:rFonts w:ascii="굴림" w:eastAsia="굴림" w:hAnsi="굴림"/>
-          <w:sz w:val="20"/>
-          <w:szCs w:val="20"/>
-        </w:rPr>
-        <w:t>_</w:t>
-      </w:r>
-      <w:r>
-        <w:rPr>
-          <w:rFonts w:ascii="굴림" w:eastAsia="굴림" w:hAnsi="굴림" w:hint="eastAsia"/>
-          <w:sz w:val="20"/>
-          <w:szCs w:val="20"/>
-        </w:rPr>
-        <w:t>로 연결</w:t>
+          <w:rFonts w:ascii="굴림" w:eastAsia="굴림" w:hAnsi="굴림"/>
+          <w:sz w:val="20"/>
+          <w:szCs w:val="20"/>
+        </w:rPr>
+        <w:t>np.log2() 로그 (밑수 = 2)</w:t>
+      </w:r>
+      <w:r>
+        <w:rPr>
+          <w:rFonts w:ascii="굴림" w:eastAsia="굴림" w:hAnsi="굴림" w:hint="eastAsia"/>
+          <w:sz w:val="20"/>
+          <w:szCs w:val="20"/>
+        </w:rPr>
+        <w:t xml:space="preserve"> / </w:t>
+      </w:r>
+      <w:r>
+        <w:rPr>
+          <w:rFonts w:ascii="굴림" w:eastAsia="굴림" w:hAnsi="굴림" w:hint="eastAsia"/>
+          <w:sz w:val="20"/>
+          <w:szCs w:val="20"/>
+        </w:rPr>
+        <w:t>n</w:t>
+      </w:r>
+      <w:r>
+        <w:rPr>
+          <w:rFonts w:ascii="굴림" w:eastAsia="굴림" w:hAnsi="굴림"/>
+          <w:sz w:val="20"/>
+          <w:szCs w:val="20"/>
+        </w:rPr>
+        <w:t>p.log() 로그 (밑수 = e, = 자연로그)</w:t>
       </w:r>
     </w:p>
     <w:p>
@@ -273,543 +2698,64 @@
       </w:pPr>
       <w:r>
         <w:rPr>
-          <w:rFonts w:ascii="굴림" w:eastAsia="굴림" w:hAnsi="굴림" w:hint="eastAsia"/>
-          <w:sz w:val="20"/>
-          <w:szCs w:val="20"/>
-        </w:rPr>
-        <w:t xml:space="preserve">기본 자료형은 </w:t>
-      </w:r>
-      <w:r>
-        <w:rPr>
-          <w:rFonts w:ascii="굴림" w:eastAsia="굴림" w:hAnsi="굴림"/>
-          <w:sz w:val="20"/>
-          <w:szCs w:val="20"/>
-        </w:rPr>
-        <w:t xml:space="preserve">int, float, str, </w:t>
-      </w:r>
-      <w:proofErr w:type="gramStart"/>
-      <w:r>
-        <w:rPr>
-          <w:rFonts w:ascii="굴림" w:eastAsia="굴림" w:hAnsi="굴림"/>
-          <w:sz w:val="20"/>
-          <w:szCs w:val="20"/>
-        </w:rPr>
-        <w:t>bool /</w:t>
-      </w:r>
-      <w:proofErr w:type="gramEnd"/>
-      <w:r>
-        <w:rPr>
-          <w:rFonts w:ascii="굴림" w:eastAsia="굴림" w:hAnsi="굴림"/>
-          <w:sz w:val="20"/>
-          <w:szCs w:val="20"/>
-        </w:rPr>
-        <w:t xml:space="preserve"> type()로 </w:t>
-      </w:r>
-    </w:p>
-    <w:p>
-      <w:pPr>
-        <w:pStyle w:val="a6"/>
-        <w:numPr>
-          <w:ilvl w:val="1"/>
-          <w:numId w:val="5"/>
-        </w:numPr>
-        <w:rPr>
-          <w:rFonts w:ascii="굴림" w:eastAsia="굴림" w:hAnsi="굴림"/>
-          <w:sz w:val="20"/>
-          <w:szCs w:val="20"/>
-        </w:rPr>
-      </w:pPr>
-    </w:p>
-    <w:p>
-      <w:pPr>
-        <w:pStyle w:val="a6"/>
-        <w:numPr>
-          <w:ilvl w:val="2"/>
-          <w:numId w:val="5"/>
-        </w:numPr>
-        <w:rPr>
-          <w:rFonts w:ascii="굴림" w:eastAsia="굴림" w:hAnsi="굴림"/>
-          <w:sz w:val="20"/>
-          <w:szCs w:val="20"/>
-        </w:rPr>
-      </w:pPr>
-      <w:r>
-        <w:rPr>
-          <w:rFonts w:ascii="굴림" w:eastAsia="굴림" w:hAnsi="굴림" w:hint="eastAsia"/>
-          <w:sz w:val="20"/>
-          <w:szCs w:val="20"/>
-        </w:rPr>
-        <w:t>4</w:t>
-      </w:r>
-      <w:r>
-        <w:rPr>
-          <w:rFonts w:ascii="굴림" w:eastAsia="굴림" w:hAnsi="굴림"/>
-          <w:sz w:val="20"/>
-          <w:szCs w:val="20"/>
-        </w:rPr>
-        <w:t xml:space="preserve">00 – </w:t>
-      </w:r>
-      <w:r>
-        <w:rPr>
-          <w:rFonts w:ascii="굴림" w:eastAsia="굴림" w:hAnsi="굴림" w:hint="eastAsia"/>
-          <w:sz w:val="20"/>
-          <w:szCs w:val="20"/>
-        </w:rPr>
-        <w:t>자원 없음</w:t>
-      </w:r>
-    </w:p>
-    <w:p>
-      <w:pPr>
-        <w:pStyle w:val="a6"/>
-        <w:numPr>
-          <w:ilvl w:val="2"/>
-          <w:numId w:val="5"/>
-        </w:numPr>
-        <w:rPr>
-          <w:rFonts w:ascii="굴림" w:eastAsia="굴림" w:hAnsi="굴림"/>
-          <w:sz w:val="20"/>
-          <w:szCs w:val="20"/>
-        </w:rPr>
-      </w:pPr>
-      <w:r>
-        <w:rPr>
-          <w:rFonts w:ascii="굴림" w:eastAsia="굴림" w:hAnsi="굴림" w:hint="eastAsia"/>
-          <w:sz w:val="20"/>
-          <w:szCs w:val="20"/>
-        </w:rPr>
-        <w:t>4</w:t>
-      </w:r>
-      <w:r>
-        <w:rPr>
-          <w:rFonts w:ascii="굴림" w:eastAsia="굴림" w:hAnsi="굴림"/>
-          <w:sz w:val="20"/>
-          <w:szCs w:val="20"/>
-        </w:rPr>
-        <w:t xml:space="preserve">01 – 자격 </w:t>
-      </w:r>
-      <w:r>
-        <w:rPr>
-          <w:rFonts w:ascii="굴림" w:eastAsia="굴림" w:hAnsi="굴림" w:hint="eastAsia"/>
-          <w:sz w:val="20"/>
-          <w:szCs w:val="20"/>
-        </w:rPr>
-        <w:t>없음</w:t>
-      </w:r>
-    </w:p>
-    <w:p>
-      <w:pPr>
-        <w:pStyle w:val="a6"/>
-        <w:numPr>
-          <w:ilvl w:val="2"/>
-          <w:numId w:val="5"/>
-        </w:numPr>
-        <w:rPr>
-          <w:rFonts w:ascii="굴림" w:eastAsia="굴림" w:hAnsi="굴림"/>
-          <w:sz w:val="20"/>
-          <w:szCs w:val="20"/>
-        </w:rPr>
-      </w:pPr>
-      <w:r>
-        <w:rPr>
-          <w:rFonts w:ascii="굴림" w:eastAsia="굴림" w:hAnsi="굴림" w:hint="eastAsia"/>
-          <w:sz w:val="20"/>
-          <w:szCs w:val="20"/>
-        </w:rPr>
-        <w:t>4</w:t>
-      </w:r>
-      <w:r>
-        <w:rPr>
-          <w:rFonts w:ascii="굴림" w:eastAsia="굴림" w:hAnsi="굴림"/>
-          <w:sz w:val="20"/>
-          <w:szCs w:val="20"/>
-        </w:rPr>
-        <w:t xml:space="preserve">03 – </w:t>
-      </w:r>
-      <w:r>
-        <w:rPr>
-          <w:rFonts w:ascii="굴림" w:eastAsia="굴림" w:hAnsi="굴림" w:hint="eastAsia"/>
-          <w:sz w:val="20"/>
-          <w:szCs w:val="20"/>
-        </w:rPr>
-        <w:t>권한 없음</w:t>
-      </w:r>
-    </w:p>
-    <w:p>
-      <w:pPr>
-        <w:pStyle w:val="a6"/>
-        <w:numPr>
-          <w:ilvl w:val="2"/>
-          <w:numId w:val="5"/>
-        </w:numPr>
-        <w:rPr>
-          <w:rFonts w:ascii="굴림" w:eastAsia="굴림" w:hAnsi="굴림"/>
-          <w:sz w:val="20"/>
-          <w:szCs w:val="20"/>
-        </w:rPr>
-      </w:pPr>
-      <w:r>
-        <w:rPr>
-          <w:rFonts w:ascii="굴림" w:eastAsia="굴림" w:hAnsi="굴림" w:hint="eastAsia"/>
-          <w:sz w:val="20"/>
-          <w:szCs w:val="20"/>
-        </w:rPr>
-        <w:t>4</w:t>
-      </w:r>
-      <w:r>
-        <w:rPr>
-          <w:rFonts w:ascii="굴림" w:eastAsia="굴림" w:hAnsi="굴림"/>
-          <w:sz w:val="20"/>
-          <w:szCs w:val="20"/>
-        </w:rPr>
-        <w:t xml:space="preserve">04 – </w:t>
-      </w:r>
-      <w:r>
-        <w:rPr>
-          <w:rFonts w:ascii="굴림" w:eastAsia="굴림" w:hAnsi="굴림" w:hint="eastAsia"/>
-          <w:sz w:val="20"/>
-          <w:szCs w:val="20"/>
-        </w:rPr>
-        <w:t>찾을 수 없음</w:t>
-      </w:r>
-    </w:p>
-    <w:p>
-      <w:pPr>
-        <w:pStyle w:val="a6"/>
-        <w:numPr>
-          <w:ilvl w:val="2"/>
-          <w:numId w:val="5"/>
-        </w:numPr>
-        <w:rPr>
-          <w:rFonts w:ascii="굴림" w:eastAsia="굴림" w:hAnsi="굴림"/>
-          <w:sz w:val="20"/>
-          <w:szCs w:val="20"/>
-        </w:rPr>
-      </w:pPr>
-      <w:r>
-        <w:rPr>
-          <w:rFonts w:ascii="굴림" w:eastAsia="굴림" w:hAnsi="굴림" w:hint="eastAsia"/>
-          <w:sz w:val="20"/>
-          <w:szCs w:val="20"/>
-        </w:rPr>
-        <w:t>4</w:t>
-      </w:r>
-      <w:r>
-        <w:rPr>
-          <w:rFonts w:ascii="굴림" w:eastAsia="굴림" w:hAnsi="굴림"/>
-          <w:sz w:val="20"/>
-          <w:szCs w:val="20"/>
-        </w:rPr>
-        <w:t xml:space="preserve">05 – </w:t>
-      </w:r>
-      <w:r>
-        <w:rPr>
-          <w:rFonts w:ascii="굴림" w:eastAsia="굴림" w:hAnsi="굴림" w:hint="eastAsia"/>
-          <w:sz w:val="20"/>
-          <w:szCs w:val="20"/>
-        </w:rPr>
-        <w:t>지원하지 않는 메서드</w:t>
-      </w:r>
-    </w:p>
-    <w:p>
-      <w:pPr>
-        <w:pStyle w:val="a6"/>
-        <w:numPr>
-          <w:ilvl w:val="2"/>
-          <w:numId w:val="5"/>
-        </w:numPr>
-        <w:rPr>
-          <w:rFonts w:ascii="굴림" w:eastAsia="굴림" w:hAnsi="굴림"/>
-          <w:sz w:val="20"/>
-          <w:szCs w:val="20"/>
-        </w:rPr>
-      </w:pPr>
-      <w:r>
-        <w:rPr>
-          <w:rFonts w:ascii="굴림" w:eastAsia="굴림" w:hAnsi="굴림" w:hint="eastAsia"/>
-          <w:sz w:val="20"/>
-          <w:szCs w:val="20"/>
-        </w:rPr>
-        <w:t>5</w:t>
-      </w:r>
-      <w:r>
-        <w:rPr>
-          <w:rFonts w:ascii="굴림" w:eastAsia="굴림" w:hAnsi="굴림"/>
-          <w:sz w:val="20"/>
-          <w:szCs w:val="20"/>
-        </w:rPr>
-        <w:t xml:space="preserve">00 – </w:t>
-      </w:r>
-      <w:r>
-        <w:rPr>
-          <w:rFonts w:ascii="굴림" w:eastAsia="굴림" w:hAnsi="굴림" w:hint="eastAsia"/>
-          <w:sz w:val="20"/>
-          <w:szCs w:val="20"/>
-        </w:rPr>
-        <w:t>서버 내부 오류</w:t>
-      </w:r>
-    </w:p>
-    <w:p>
-      <w:pPr>
-        <w:pStyle w:val="a6"/>
-        <w:numPr>
-          <w:ilvl w:val="2"/>
-          <w:numId w:val="5"/>
-        </w:numPr>
-        <w:rPr>
-          <w:rFonts w:ascii="굴림" w:eastAsia="굴림" w:hAnsi="굴림"/>
-          <w:sz w:val="20"/>
-          <w:szCs w:val="20"/>
-        </w:rPr>
-      </w:pPr>
-    </w:p>
-    <w:p>
-      <w:pPr>
-        <w:pStyle w:val="a6"/>
-        <w:numPr>
-          <w:ilvl w:val="2"/>
-          <w:numId w:val="5"/>
-        </w:numPr>
-        <w:rPr>
-          <w:rFonts w:ascii="굴림" w:eastAsia="굴림" w:hAnsi="굴림"/>
-          <w:sz w:val="20"/>
-          <w:szCs w:val="20"/>
-        </w:rPr>
-      </w:pPr>
-    </w:p>
-    <w:p>
-      <w:pPr>
-        <w:pStyle w:val="a6"/>
-        <w:numPr>
-          <w:ilvl w:val="2"/>
-          <w:numId w:val="5"/>
-        </w:numPr>
-        <w:rPr>
-          <w:rFonts w:ascii="굴림" w:eastAsia="굴림" w:hAnsi="굴림"/>
-          <w:sz w:val="20"/>
-          <w:szCs w:val="20"/>
-        </w:rPr>
-      </w:pPr>
-      <w:r>
-        <w:rPr>
-          <w:rFonts w:ascii="굴림" w:eastAsia="굴림" w:hAnsi="굴림"/>
-          <w:sz w:val="20"/>
-          <w:szCs w:val="20"/>
-        </w:rPr>
-        <w:t xml:space="preserve">Status code – </w:t>
-      </w:r>
-      <w:r>
-        <w:rPr>
-          <w:rFonts w:ascii="굴림" w:eastAsia="굴림" w:hAnsi="굴림" w:hint="eastAsia"/>
-          <w:sz w:val="20"/>
-          <w:szCs w:val="20"/>
-        </w:rPr>
-        <w:t>H</w:t>
-      </w:r>
-      <w:r>
-        <w:rPr>
-          <w:rFonts w:ascii="굴림" w:eastAsia="굴림" w:hAnsi="굴림"/>
-          <w:sz w:val="20"/>
-          <w:szCs w:val="20"/>
-        </w:rPr>
-        <w:t xml:space="preserve">TTP </w:t>
-      </w:r>
-      <w:r>
-        <w:rPr>
-          <w:rFonts w:ascii="굴림" w:eastAsia="굴림" w:hAnsi="굴림" w:hint="eastAsia"/>
-          <w:sz w:val="20"/>
-          <w:szCs w:val="20"/>
-        </w:rPr>
-        <w:t>상태 코드</w:t>
-      </w:r>
-    </w:p>
-    <w:p>
-      <w:pPr>
-        <w:pStyle w:val="a6"/>
-        <w:numPr>
-          <w:ilvl w:val="2"/>
-          <w:numId w:val="5"/>
-        </w:numPr>
-        <w:rPr>
-          <w:rFonts w:ascii="굴림" w:eastAsia="굴림" w:hAnsi="굴림"/>
-          <w:sz w:val="20"/>
-          <w:szCs w:val="20"/>
-        </w:rPr>
-      </w:pPr>
-      <w:proofErr w:type="gramStart"/>
-      <w:r>
-        <w:rPr>
-          <w:rFonts w:ascii="굴림" w:eastAsia="굴림" w:hAnsi="굴림" w:hint="eastAsia"/>
-          <w:sz w:val="20"/>
-          <w:szCs w:val="20"/>
-        </w:rPr>
-        <w:t>.j</w:t>
-      </w:r>
-      <w:r>
-        <w:rPr>
-          <w:rFonts w:ascii="굴림" w:eastAsia="굴림" w:hAnsi="굴림"/>
-          <w:sz w:val="20"/>
-          <w:szCs w:val="20"/>
-        </w:rPr>
-        <w:t>son</w:t>
-      </w:r>
-      <w:proofErr w:type="gramEnd"/>
-      <w:r>
-        <w:rPr>
-          <w:rFonts w:ascii="굴림" w:eastAsia="굴림" w:hAnsi="굴림" w:hint="eastAsia"/>
-          <w:sz w:val="20"/>
-          <w:szCs w:val="20"/>
-        </w:rPr>
-        <w:t>(</w:t>
-      </w:r>
-      <w:r>
-        <w:rPr>
-          <w:rFonts w:ascii="굴림" w:eastAsia="굴림" w:hAnsi="굴림"/>
-          <w:sz w:val="20"/>
-          <w:szCs w:val="20"/>
-        </w:rPr>
-        <w:t>)</w:t>
-      </w:r>
-    </w:p>
-    <w:p>
-      <w:pPr>
-        <w:pStyle w:val="a6"/>
-        <w:numPr>
-          <w:ilvl w:val="2"/>
-          <w:numId w:val="5"/>
-        </w:numPr>
-        <w:rPr>
-          <w:rFonts w:ascii="굴림" w:eastAsia="굴림" w:hAnsi="굴림"/>
-          <w:sz w:val="20"/>
-          <w:szCs w:val="20"/>
-        </w:rPr>
-      </w:pPr>
-    </w:p>
-    <w:p>
-      <w:pPr>
-        <w:pStyle w:val="a6"/>
-        <w:numPr>
-          <w:ilvl w:val="2"/>
-          <w:numId w:val="5"/>
-        </w:numPr>
-        <w:rPr>
-          <w:rFonts w:ascii="굴림" w:eastAsia="굴림" w:hAnsi="굴림"/>
-          <w:sz w:val="20"/>
-          <w:szCs w:val="20"/>
-        </w:rPr>
-      </w:pPr>
-    </w:p>
-    <w:p>
-      <w:pPr>
-        <w:pStyle w:val="a6"/>
-        <w:numPr>
-          <w:ilvl w:val="2"/>
-          <w:numId w:val="5"/>
-        </w:numPr>
-        <w:rPr>
-          <w:rFonts w:ascii="굴림" w:eastAsia="굴림" w:hAnsi="굴림"/>
-          <w:sz w:val="20"/>
-          <w:szCs w:val="20"/>
-        </w:rPr>
-      </w:pPr>
-    </w:p>
-    <w:p>
-      <w:pPr>
-        <w:pStyle w:val="a6"/>
-        <w:numPr>
-          <w:ilvl w:val="2"/>
-          <w:numId w:val="5"/>
-        </w:numPr>
-        <w:rPr>
-          <w:rFonts w:ascii="굴림" w:eastAsia="굴림" w:hAnsi="굴림"/>
-          <w:sz w:val="20"/>
-          <w:szCs w:val="20"/>
-        </w:rPr>
-      </w:pPr>
-    </w:p>
-    <w:p>
-      <w:pPr>
-        <w:pStyle w:val="a6"/>
-        <w:numPr>
-          <w:ilvl w:val="2"/>
-          <w:numId w:val="5"/>
-        </w:numPr>
-        <w:rPr>
-          <w:rFonts w:ascii="굴림" w:eastAsia="굴림" w:hAnsi="굴림"/>
-          <w:sz w:val="20"/>
-          <w:szCs w:val="20"/>
-        </w:rPr>
-      </w:pPr>
-    </w:p>
-    <w:p>
-      <w:pPr>
-        <w:pStyle w:val="a6"/>
-        <w:numPr>
-          <w:ilvl w:val="2"/>
-          <w:numId w:val="5"/>
-        </w:numPr>
-        <w:rPr>
-          <w:rFonts w:ascii="굴림" w:eastAsia="굴림" w:hAnsi="굴림"/>
-          <w:sz w:val="20"/>
-          <w:szCs w:val="20"/>
-        </w:rPr>
-      </w:pPr>
-    </w:p>
-    <w:p>
-      <w:pPr>
-        <w:pStyle w:val="a6"/>
-        <w:numPr>
-          <w:ilvl w:val="2"/>
-          <w:numId w:val="5"/>
-        </w:numPr>
-        <w:rPr>
-          <w:rFonts w:ascii="굴림" w:eastAsia="굴림" w:hAnsi="굴림"/>
-          <w:sz w:val="20"/>
-          <w:szCs w:val="20"/>
-        </w:rPr>
-      </w:pPr>
-    </w:p>
-    <w:p>
-      <w:pPr>
-        <w:pStyle w:val="a6"/>
-        <w:numPr>
-          <w:ilvl w:val="2"/>
-          <w:numId w:val="5"/>
-        </w:numPr>
-        <w:rPr>
-          <w:rFonts w:ascii="굴림" w:eastAsia="굴림" w:hAnsi="굴림"/>
-          <w:sz w:val="20"/>
-          <w:szCs w:val="20"/>
-        </w:rPr>
-      </w:pPr>
-    </w:p>
-    <w:p>
-      <w:pPr>
-        <w:pStyle w:val="a6"/>
-        <w:numPr>
-          <w:ilvl w:val="2"/>
-          <w:numId w:val="5"/>
-        </w:numPr>
-        <w:rPr>
-          <w:rFonts w:ascii="굴림" w:eastAsia="굴림" w:hAnsi="굴림"/>
-          <w:sz w:val="20"/>
-          <w:szCs w:val="20"/>
-        </w:rPr>
-      </w:pPr>
-      <w:r>
-        <w:rPr>
-          <w:rFonts w:ascii="굴림" w:eastAsia="굴림" w:hAnsi="굴림" w:hint="eastAsia"/>
-          <w:sz w:val="20"/>
-          <w:szCs w:val="20"/>
-        </w:rPr>
-        <w:t>.</w:t>
-      </w:r>
+          <w:rFonts w:ascii="굴림" w:eastAsia="굴림" w:hAnsi="굴림"/>
+          <w:sz w:val="20"/>
+          <w:szCs w:val="20"/>
+        </w:rPr>
+        <w:t>np.exp() 자연상수(e)의 지수함수</w:t>
+      </w:r>
+    </w:p>
+    <w:p>
+      <w:pPr>
+        <w:rPr>
+          <w:rFonts w:ascii="굴림" w:eastAsia="굴림" w:hAnsi="굴림"/>
+          <w:sz w:val="20"/>
+          <w:szCs w:val="20"/>
+        </w:rPr>
+      </w:pPr>
+    </w:p>
+    <w:p>
+      <w:pPr>
+        <w:rPr>
+          <w:rFonts w:ascii="굴림" w:eastAsia="굴림" w:hAnsi="굴림"/>
+          <w:sz w:val="20"/>
+          <w:szCs w:val="20"/>
+        </w:rPr>
+      </w:pPr>
+    </w:p>
+    <w:p>
+      <w:pPr>
+        <w:rPr>
+          <w:rFonts w:ascii="굴림" w:eastAsia="굴림" w:hAnsi="굴림"/>
+          <w:sz w:val="20"/>
+          <w:szCs w:val="20"/>
+        </w:rPr>
+      </w:pPr>
+    </w:p>
+    <w:p>
+      <w:pPr>
+        <w:rPr>
+          <w:rFonts w:ascii="굴림" w:eastAsia="굴림" w:hAnsi="굴림"/>
+          <w:sz w:val="20"/>
+          <w:szCs w:val="20"/>
+        </w:rPr>
+      </w:pPr>
+    </w:p>
+    <w:p>
+      <w:pPr>
+        <w:rPr>
+          <w:rFonts w:ascii="굴림" w:eastAsia="굴림" w:hAnsi="굴림" w:hint="eastAsia"/>
+          <w:sz w:val="20"/>
+          <w:szCs w:val="20"/>
+        </w:rPr>
+      </w:pPr>
     </w:p>
     <w:p>
       <w:pPr>
         <w:ind w:left="210"/>
         <w:jc w:val="center"/>
         <w:rPr>
-          <w:rFonts w:ascii="굴림" w:eastAsia="굴림" w:hAnsi="굴림"/>
+          <w:rFonts w:ascii="굴림" w:eastAsia="굴림" w:hAnsi="굴림" w:hint="eastAsia"/>
           <w:b/>
           <w:bCs/>
           <w:sz w:val="20"/>
@@ -846,7 +2792,6 @@
         </w:rPr>
         <w:t xml:space="preserve">atplotlib &amp; </w:t>
       </w:r>
-      <w:proofErr w:type="spellStart"/>
       <w:r>
         <w:rPr>
           <w:rFonts w:ascii="굴림" w:eastAsia="굴림" w:hAnsi="굴림" w:hint="eastAsia"/>
@@ -855,7 +2800,6 @@
         </w:rPr>
         <w:t>전처리</w:t>
       </w:r>
-      <w:proofErr w:type="spellEnd"/>
     </w:p>
     <w:p>
       <w:pPr>
@@ -870,7 +2814,6 @@
           <w:szCs w:val="20"/>
         </w:rPr>
       </w:pPr>
-      <w:proofErr w:type="spellStart"/>
       <w:r>
         <w:rPr>
           <w:rFonts w:ascii="굴림" w:eastAsia="굴림" w:hAnsi="굴림" w:hint="eastAsia"/>
@@ -879,7 +2822,6 @@
         </w:rPr>
         <w:t>전처리</w:t>
       </w:r>
-      <w:proofErr w:type="spellEnd"/>
     </w:p>
     <w:p>
       <w:pPr>
@@ -900,25 +2842,7 @@
           <w:sz w:val="20"/>
           <w:szCs w:val="20"/>
         </w:rPr>
-        <w:t xml:space="preserve">양질의 데이터를 입력해서 </w:t>
-      </w:r>
-      <w:proofErr w:type="spellStart"/>
-      <w:r>
-        <w:rPr>
-          <w:rFonts w:ascii="굴림" w:eastAsia="굴림" w:hAnsi="굴림" w:hint="eastAsia"/>
-          <w:sz w:val="20"/>
-          <w:szCs w:val="20"/>
-        </w:rPr>
-        <w:t>할루시네이션</w:t>
-      </w:r>
-      <w:proofErr w:type="spellEnd"/>
-      <w:r>
-        <w:rPr>
-          <w:rFonts w:ascii="굴림" w:eastAsia="굴림" w:hAnsi="굴림" w:hint="eastAsia"/>
-          <w:sz w:val="20"/>
-          <w:szCs w:val="20"/>
-        </w:rPr>
-        <w:t xml:space="preserve"> 등 오류를 줄이는 과정</w:t>
+        <w:t>양질의 데이터를 입력해서 할루시네이션 등 오류를 줄이는 과정</w:t>
       </w:r>
     </w:p>
     <w:p>
@@ -940,18 +2864,8 @@
           <w:sz w:val="20"/>
           <w:szCs w:val="20"/>
         </w:rPr>
-        <w:t xml:space="preserve">데이터가 정확할수록 분석과 집계 과정의 오류가 </w:t>
-      </w:r>
-      <w:proofErr w:type="spellStart"/>
-      <w:r>
-        <w:rPr>
-          <w:rFonts w:ascii="굴림" w:eastAsia="굴림" w:hAnsi="굴림" w:hint="eastAsia"/>
-          <w:sz w:val="20"/>
-          <w:szCs w:val="20"/>
-        </w:rPr>
-        <w:t>줄어듬</w:t>
-      </w:r>
-      <w:proofErr w:type="spellEnd"/>
+        <w:t>데이터가 정확할수록 분석과 집계 과정의 오류가 줄어듬</w:t>
+      </w:r>
     </w:p>
     <w:p>
       <w:pPr>
@@ -1016,25 +2930,7 @@
           <w:sz w:val="20"/>
           <w:szCs w:val="20"/>
         </w:rPr>
-        <w:t xml:space="preserve">표 형식으로 되어있는 차트는 차트로 </w:t>
-      </w:r>
-      <w:proofErr w:type="spellStart"/>
-      <w:r>
-        <w:rPr>
-          <w:rFonts w:ascii="굴림" w:eastAsia="굴림" w:hAnsi="굴림" w:hint="eastAsia"/>
-          <w:sz w:val="20"/>
-          <w:szCs w:val="20"/>
-        </w:rPr>
-        <w:t>시각화하면</w:t>
-      </w:r>
-      <w:proofErr w:type="spellEnd"/>
-      <w:r>
-        <w:rPr>
-          <w:rFonts w:ascii="굴림" w:eastAsia="굴림" w:hAnsi="굴림" w:hint="eastAsia"/>
-          <w:sz w:val="20"/>
-          <w:szCs w:val="20"/>
-        </w:rPr>
-        <w:t xml:space="preserve"> 시인성이 높아짐</w:t>
+        <w:t>표 형식으로 되어있는 차트는 차트로 시각화하면 시인성이 높아짐</w:t>
       </w:r>
     </w:p>
     <w:p>
@@ -1082,23 +2978,13 @@
         </w:rPr>
         <w:t xml:space="preserve"> </w:t>
       </w:r>
-      <w:proofErr w:type="spellStart"/>
-      <w:r>
-        <w:rPr>
-          <w:rFonts w:ascii="굴림" w:eastAsia="굴림" w:hAnsi="굴림" w:hint="eastAsia"/>
-          <w:sz w:val="20"/>
-          <w:szCs w:val="20"/>
-        </w:rPr>
-        <w:t>산점도</w:t>
-      </w:r>
-      <w:proofErr w:type="spellEnd"/>
-      <w:r>
-        <w:rPr>
-          <w:rFonts w:ascii="굴림" w:eastAsia="굴림" w:hAnsi="굴림" w:hint="eastAsia"/>
-          <w:sz w:val="20"/>
-          <w:szCs w:val="20"/>
-        </w:rPr>
-        <w:t>(분포도</w:t>
+      <w:r>
+        <w:rPr>
+          <w:rFonts w:ascii="굴림" w:eastAsia="굴림" w:hAnsi="굴림" w:hint="eastAsia"/>
+          <w:sz w:val="20"/>
+          <w:szCs w:val="20"/>
+        </w:rPr>
+        <w:t>산점도(분포도</w:t>
       </w:r>
       <w:r>
         <w:rPr>
@@ -1168,23 +3054,13 @@
           <w:szCs w:val="20"/>
         </w:rPr>
       </w:pPr>
-      <w:proofErr w:type="spellStart"/>
-      <w:r>
-        <w:rPr>
-          <w:rFonts w:ascii="굴림" w:eastAsia="굴림" w:hAnsi="굴림" w:hint="eastAsia"/>
-          <w:sz w:val="20"/>
-          <w:szCs w:val="20"/>
-        </w:rPr>
-        <w:t>파이썬에서</w:t>
-      </w:r>
-      <w:proofErr w:type="spellEnd"/>
-      <w:r>
-        <w:rPr>
-          <w:rFonts w:ascii="굴림" w:eastAsia="굴림" w:hAnsi="굴림" w:hint="eastAsia"/>
-          <w:sz w:val="20"/>
-          <w:szCs w:val="20"/>
-        </w:rPr>
-        <w:t xml:space="preserve"> 가장 널리 사용되는 데이터 시각화 라이브러리</w:t>
+      <w:r>
+        <w:rPr>
+          <w:rFonts w:ascii="굴림" w:eastAsia="굴림" w:hAnsi="굴림" w:hint="eastAsia"/>
+          <w:sz w:val="20"/>
+          <w:szCs w:val="20"/>
+        </w:rPr>
+        <w:t>파이썬에서 가장 널리 사용되는 데이터 시각화 라이브러리</w:t>
       </w:r>
     </w:p>
     <w:p>
@@ -1328,25 +3204,7 @@
           <w:sz w:val="20"/>
           <w:szCs w:val="20"/>
         </w:rPr>
-        <w:t xml:space="preserve">import </w:t>
-      </w:r>
-      <w:proofErr w:type="spellStart"/>
-      <w:r>
-        <w:rPr>
-          <w:rFonts w:ascii="굴림" w:eastAsia="굴림" w:hAnsi="굴림"/>
-          <w:sz w:val="20"/>
-          <w:szCs w:val="20"/>
-        </w:rPr>
-        <w:t>numpy</w:t>
-      </w:r>
-      <w:proofErr w:type="spellEnd"/>
-      <w:r>
-        <w:rPr>
-          <w:rFonts w:ascii="굴림" w:eastAsia="굴림" w:hAnsi="굴림"/>
-          <w:sz w:val="20"/>
-          <w:szCs w:val="20"/>
-        </w:rPr>
-        <w:t xml:space="preserve"> as np              # 수치 계산</w:t>
+        <w:t>import numpy as np              # 수치 계산</w:t>
       </w:r>
     </w:p>
     <w:p>
@@ -1390,45 +3248,7 @@
           <w:sz w:val="20"/>
           <w:szCs w:val="20"/>
         </w:rPr>
-        <w:t xml:space="preserve">import </w:t>
-      </w:r>
-      <w:proofErr w:type="spellStart"/>
-      <w:proofErr w:type="gramStart"/>
-      <w:r>
-        <w:rPr>
-          <w:rFonts w:ascii="굴림" w:eastAsia="굴림" w:hAnsi="굴림"/>
-          <w:sz w:val="20"/>
-          <w:szCs w:val="20"/>
-        </w:rPr>
-        <w:t>matplotlib.pyplot</w:t>
-      </w:r>
-      <w:proofErr w:type="spellEnd"/>
-      <w:proofErr w:type="gramEnd"/>
-      <w:r>
-        <w:rPr>
-          <w:rFonts w:ascii="굴림" w:eastAsia="굴림" w:hAnsi="굴림"/>
-          <w:sz w:val="20"/>
-          <w:szCs w:val="20"/>
-        </w:rPr>
-        <w:t xml:space="preserve"> as </w:t>
-      </w:r>
-      <w:proofErr w:type="spellStart"/>
-      <w:r>
-        <w:rPr>
-          <w:rFonts w:ascii="굴림" w:eastAsia="굴림" w:hAnsi="굴림"/>
-          <w:sz w:val="20"/>
-          <w:szCs w:val="20"/>
-        </w:rPr>
-        <w:t>plt</w:t>
-      </w:r>
-      <w:proofErr w:type="spellEnd"/>
-      <w:r>
-        <w:rPr>
-          <w:rFonts w:ascii="굴림" w:eastAsia="굴림" w:hAnsi="굴림"/>
-          <w:sz w:val="20"/>
-          <w:szCs w:val="20"/>
-        </w:rPr>
-        <w:t xml:space="preserve"> </w:t>
+        <w:t xml:space="preserve">import matplotlib.pyplot as plt </w:t>
       </w:r>
       <w:r>
         <w:rPr>
@@ -1466,25 +3286,7 @@
           <w:sz w:val="20"/>
           <w:szCs w:val="20"/>
         </w:rPr>
-        <w:t xml:space="preserve">import seaborn as </w:t>
-      </w:r>
-      <w:proofErr w:type="spellStart"/>
-      <w:r>
-        <w:rPr>
-          <w:rFonts w:ascii="굴림" w:eastAsia="굴림" w:hAnsi="굴림"/>
-          <w:sz w:val="20"/>
-          <w:szCs w:val="20"/>
-        </w:rPr>
-        <w:t>sns</w:t>
-      </w:r>
-      <w:proofErr w:type="spellEnd"/>
-      <w:r>
-        <w:rPr>
-          <w:rFonts w:ascii="굴림" w:eastAsia="굴림" w:hAnsi="굴림"/>
-          <w:sz w:val="20"/>
-          <w:szCs w:val="20"/>
-        </w:rPr>
-        <w:t xml:space="preserve">           # 그래프 그리기 (통계 전문)</w:t>
+        <w:t>import seaborn as sns           # 그래프 그리기 (통계 전문)</w:t>
       </w:r>
     </w:p>
     <w:p>
@@ -1528,27 +3330,7 @@
           <w:sz w:val="20"/>
           <w:szCs w:val="20"/>
         </w:rPr>
-        <w:t xml:space="preserve">if </w:t>
-      </w:r>
-      <w:proofErr w:type="spellStart"/>
-      <w:proofErr w:type="gramStart"/>
-      <w:r>
-        <w:rPr>
-          <w:rFonts w:ascii="굴림" w:eastAsia="굴림" w:hAnsi="굴림"/>
-          <w:sz w:val="20"/>
-          <w:szCs w:val="20"/>
-        </w:rPr>
-        <w:t>platform.system</w:t>
-      </w:r>
-      <w:proofErr w:type="spellEnd"/>
-      <w:proofErr w:type="gramEnd"/>
-      <w:r>
-        <w:rPr>
-          <w:rFonts w:ascii="굴림" w:eastAsia="굴림" w:hAnsi="굴림"/>
-          <w:sz w:val="20"/>
-          <w:szCs w:val="20"/>
-        </w:rPr>
-        <w:t>() == 'Windows':</w:t>
+        <w:t>if platform.system() == 'Windows':</w:t>
       </w:r>
     </w:p>
     <w:p>
@@ -1564,61 +3346,13 @@
           <w:szCs w:val="20"/>
         </w:rPr>
       </w:pPr>
-      <w:proofErr w:type="spellStart"/>
-      <w:proofErr w:type="gramStart"/>
-      <w:r>
-        <w:rPr>
-          <w:rFonts w:ascii="굴림" w:eastAsia="굴림" w:hAnsi="굴림"/>
-          <w:sz w:val="20"/>
-          <w:szCs w:val="20"/>
-        </w:rPr>
-        <w:t>plt.rcParams</w:t>
-      </w:r>
-      <w:proofErr w:type="spellEnd"/>
-      <w:proofErr w:type="gramEnd"/>
-      <w:r>
-        <w:rPr>
-          <w:rFonts w:ascii="굴림" w:eastAsia="굴림" w:hAnsi="굴림"/>
-          <w:sz w:val="20"/>
-          <w:szCs w:val="20"/>
-        </w:rPr>
-        <w:t>['</w:t>
-      </w:r>
-      <w:proofErr w:type="spellStart"/>
-      <w:r>
-        <w:rPr>
-          <w:rFonts w:ascii="굴림" w:eastAsia="굴림" w:hAnsi="굴림"/>
-          <w:sz w:val="20"/>
-          <w:szCs w:val="20"/>
-        </w:rPr>
-        <w:t>font.family</w:t>
-      </w:r>
-      <w:proofErr w:type="spellEnd"/>
-      <w:r>
-        <w:rPr>
-          <w:rFonts w:ascii="굴림" w:eastAsia="굴림" w:hAnsi="굴림"/>
-          <w:sz w:val="20"/>
-          <w:szCs w:val="20"/>
-        </w:rPr>
-        <w:t>'] = '</w:t>
-      </w:r>
-      <w:proofErr w:type="spellStart"/>
-      <w:r>
-        <w:rPr>
-          <w:rFonts w:ascii="굴림" w:eastAsia="굴림" w:hAnsi="굴림"/>
-          <w:sz w:val="20"/>
-          <w:szCs w:val="20"/>
-        </w:rPr>
-        <w:t>Malgun</w:t>
-      </w:r>
-      <w:proofErr w:type="spellEnd"/>
-      <w:r>
-        <w:rPr>
-          <w:rFonts w:ascii="굴림" w:eastAsia="굴림" w:hAnsi="굴림"/>
-          <w:sz w:val="20"/>
-          <w:szCs w:val="20"/>
-        </w:rPr>
-        <w:t xml:space="preserve"> Gothic'      # 윈도우: 맑은 고딕</w:t>
+      <w:r>
+        <w:rPr>
+          <w:rFonts w:ascii="굴림" w:eastAsia="굴림" w:hAnsi="굴림"/>
+          <w:sz w:val="20"/>
+          <w:szCs w:val="20"/>
+        </w:rPr>
+        <w:t>plt.rcParams['font.family'] = 'Malgun Gothic'      # 윈도우: 맑은 고딕</w:t>
       </w:r>
     </w:p>
     <w:p>
@@ -1634,43 +3368,13 @@
           <w:szCs w:val="20"/>
         </w:rPr>
       </w:pPr>
-      <w:proofErr w:type="spellStart"/>
-      <w:proofErr w:type="gramStart"/>
-      <w:r>
-        <w:rPr>
-          <w:rFonts w:ascii="굴림" w:eastAsia="굴림" w:hAnsi="굴림"/>
-          <w:sz w:val="20"/>
-          <w:szCs w:val="20"/>
-        </w:rPr>
-        <w:t>plt.rcParams</w:t>
-      </w:r>
-      <w:proofErr w:type="spellEnd"/>
-      <w:proofErr w:type="gramEnd"/>
-      <w:r>
-        <w:rPr>
-          <w:rFonts w:ascii="굴림" w:eastAsia="굴림" w:hAnsi="굴림"/>
-          <w:sz w:val="20"/>
-          <w:szCs w:val="20"/>
-        </w:rPr>
-        <w:t>['</w:t>
-      </w:r>
-      <w:proofErr w:type="spellStart"/>
-      <w:r>
-        <w:rPr>
-          <w:rFonts w:ascii="굴림" w:eastAsia="굴림" w:hAnsi="굴림"/>
-          <w:sz w:val="20"/>
-          <w:szCs w:val="20"/>
-        </w:rPr>
-        <w:t>axes.unicode_minus</w:t>
-      </w:r>
-      <w:proofErr w:type="spellEnd"/>
-      <w:r>
-        <w:rPr>
-          <w:rFonts w:ascii="굴림" w:eastAsia="굴림" w:hAnsi="굴림"/>
-          <w:sz w:val="20"/>
-          <w:szCs w:val="20"/>
-        </w:rPr>
-        <w:t>'] = False       # 음수 부호 깨짐 방지</w:t>
+      <w:r>
+        <w:rPr>
+          <w:rFonts w:ascii="굴림" w:eastAsia="굴림" w:hAnsi="굴림"/>
+          <w:sz w:val="20"/>
+          <w:szCs w:val="20"/>
+        </w:rPr>
+        <w:t>plt.rcParams['axes.unicode_minus'] = False       # 음수 부호 깨짐 방지</w:t>
       </w:r>
     </w:p>
     <w:p>
@@ -1686,43 +3390,13 @@
           <w:szCs w:val="20"/>
         </w:rPr>
       </w:pPr>
-      <w:proofErr w:type="spellStart"/>
-      <w:proofErr w:type="gramStart"/>
-      <w:r>
-        <w:rPr>
-          <w:rFonts w:ascii="굴림" w:eastAsia="굴림" w:hAnsi="굴림"/>
-          <w:sz w:val="20"/>
-          <w:szCs w:val="20"/>
-        </w:rPr>
-        <w:t>plt.rcParams</w:t>
-      </w:r>
-      <w:proofErr w:type="spellEnd"/>
-      <w:proofErr w:type="gramEnd"/>
-      <w:r>
-        <w:rPr>
-          <w:rFonts w:ascii="굴림" w:eastAsia="굴림" w:hAnsi="굴림"/>
-          <w:sz w:val="20"/>
-          <w:szCs w:val="20"/>
-        </w:rPr>
-        <w:t>['</w:t>
-      </w:r>
-      <w:proofErr w:type="spellStart"/>
-      <w:r>
-        <w:rPr>
-          <w:rFonts w:ascii="굴림" w:eastAsia="굴림" w:hAnsi="굴림"/>
-          <w:sz w:val="20"/>
-          <w:szCs w:val="20"/>
-        </w:rPr>
-        <w:t>figure.figsize</w:t>
-      </w:r>
-      <w:proofErr w:type="spellEnd"/>
-      <w:r>
-        <w:rPr>
-          <w:rFonts w:ascii="굴림" w:eastAsia="굴림" w:hAnsi="굴림"/>
-          <w:sz w:val="20"/>
-          <w:szCs w:val="20"/>
-        </w:rPr>
-        <w:t>'] = (8, 5)              # 기본 그림 크기</w:t>
+      <w:r>
+        <w:rPr>
+          <w:rFonts w:ascii="굴림" w:eastAsia="굴림" w:hAnsi="굴림"/>
+          <w:sz w:val="20"/>
+          <w:szCs w:val="20"/>
+        </w:rPr>
+        <w:t>plt.rcParams['figure.figsize'] = (8, 5)              # 기본 그림 크기</w:t>
       </w:r>
     </w:p>
     <w:p>
@@ -1750,7 +3424,7 @@
 </file>
 
 <file path=word/endnotes.xml><?xml version="1.0" encoding="utf-8"?>
-<w:endnotes xmlns:wpc="http://schemas.microsoft.com/office/word/2010/wordprocessingCanvas" xmlns:cx="http://schemas.microsoft.com/office/drawing/2014/chartex" xmlns:cx1="http://schemas.microsoft.com/office/drawing/2015/9/8/chartex" xmlns:cx2="http://schemas.microsoft.com/office/drawing/2015/10/21/chartex" xmlns:cx3="http://schemas.microsoft.com/office/drawing/2016/5/9/chartex" xmlns:cx4="http://schemas.microsoft.com/office/drawing/2016/5/10/chartex" xmlns:cx5="http://schemas.microsoft.com/office/drawing/2016/5/11/chartex" xmlns:cx6="http://schemas.microsoft.com/office/drawing/2016/5/12/chartex" xmlns:cx7="http://schemas.microsoft.com/office/drawing/2016/5/13/chartex" xmlns:cx8="http://schemas.microsoft.com/office/drawing/2016/5/14/chartex" xmlns:mc="http://schemas.openxmlformats.org/markup-compatibility/2006" xmlns:aink="http://schemas.microsoft.com/office/drawing/2016/ink" xmlns:am3d="http://schemas.microsoft.com/office/drawing/2017/model3d" xmlns:o="urn:schemas-microsoft-com:office:office" xmlns:r="http://schemas.openxmlformats.org/officeDocument/2006/relationships" xmlns:m="http://schemas.openxmlformats.org/officeDocument/2006/math" xmlns:v="urn:schemas-microsoft-com:vml" xmlns:wp14="http://schemas.microsoft.com/office/word/2010/wordprocessingDrawing" xmlns:wp="http://schemas.openxmlformats.org/drawingml/2006/wordprocessingDrawing" xmlns:w10="urn:schemas-microsoft-com:office:word" xmlns:w="http://schemas.openxmlformats.org/wordprocessingml/2006/main" xmlns:w14="http://schemas.microsoft.com/office/word/2010/wordml" xmlns:w15="http://schemas.microsoft.com/office/word/2012/wordml" xmlns:w16cex="http://schemas.microsoft.com/office/word/2018/wordml/cex" xmlns:w16cid="http://schemas.microsoft.com/office/word/2016/wordml/cid" xmlns:w16="http://schemas.microsoft.com/office/word/2018/wordml" xmlns:w16sdtdh="http://schemas.microsoft.com/office/word/2020/wordml/sdtdatahash" xmlns:w16se="http://schemas.microsoft.com/office/word/2015/wordml/symex" xmlns:wpg="http://schemas.microsoft.com/office/word/2010/wordprocessingGroup" xmlns:wpi="http://schemas.microsoft.com/office/word/2010/wordprocessingInk" xmlns:wne="http://schemas.microsoft.com/office/word/2006/wordml" xmlns:wps="http://schemas.microsoft.com/office/word/2010/wordprocessingShape" mc:Ignorable="w14 w15 w16se w16cid w16 w16cex w16sdtdh wp14">
+<w:endnotes xmlns:wpc="http://schemas.microsoft.com/office/word/2010/wordprocessingCanvas" xmlns:cx="http://schemas.microsoft.com/office/drawing/2014/chartex" xmlns:cx1="http://schemas.microsoft.com/office/drawing/2015/9/8/chartex" xmlns:cx2="http://schemas.microsoft.com/office/drawing/2015/10/21/chartex" xmlns:cx3="http://schemas.microsoft.com/office/drawing/2016/5/9/chartex" xmlns:cx4="http://schemas.microsoft.com/office/drawing/2016/5/10/chartex" xmlns:cx5="http://schemas.microsoft.com/office/drawing/2016/5/11/chartex" xmlns:cx6="http://schemas.microsoft.com/office/drawing/2016/5/12/chartex" xmlns:cx7="http://schemas.microsoft.com/office/drawing/2016/5/13/chartex" xmlns:cx8="http://schemas.microsoft.com/office/drawing/2016/5/14/chartex" xmlns:mc="http://schemas.openxmlformats.org/markup-compatibility/2006" xmlns:aink="http://schemas.microsoft.com/office/drawing/2016/ink" xmlns:am3d="http://schemas.microsoft.com/office/drawing/2017/model3d" xmlns:o="urn:schemas-microsoft-com:office:office" xmlns:oel="http://schemas.microsoft.com/office/2019/extlst" xmlns:r="http://schemas.openxmlformats.org/officeDocument/2006/relationships" xmlns:m="http://schemas.openxmlformats.org/officeDocument/2006/math" xmlns:v="urn:schemas-microsoft-com:vml" xmlns:wp14="http://schemas.microsoft.com/office/word/2010/wordprocessingDrawing" xmlns:wp="http://schemas.openxmlformats.org/drawingml/2006/wordprocessingDrawing" xmlns:w10="urn:schemas-microsoft-com:office:word" xmlns:w="http://schemas.openxmlformats.org/wordprocessingml/2006/main" xmlns:w14="http://schemas.microsoft.com/office/word/2010/wordml" xmlns:w15="http://schemas.microsoft.com/office/word/2012/wordml" xmlns:w16cei="http://schemas.microsoft.com/office/word/2026/wordml/cei" xmlns:w16cex="http://schemas.microsoft.com/office/word/2018/wordml/cex" xmlns:w16cid="http://schemas.microsoft.com/office/word/2016/wordml/cid" xmlns:w16="http://schemas.microsoft.com/office/word/2018/wordml" xmlns:w16du="http://schemas.microsoft.com/office/word/2023/wordml/word16du" xmlns:w16sdtdh="http://schemas.microsoft.com/office/word/2020/wordml/sdtdatahash" xmlns:w16sdtfl="http://schemas.microsoft.com/office/word/2024/wordml/sdtformatlock" xmlns:w16se="http://schemas.microsoft.com/office/word/2015/wordml/symex" xmlns:wpg="http://schemas.microsoft.com/office/word/2010/wordprocessingGroup" xmlns:wpi="http://schemas.microsoft.com/office/word/2010/wordprocessingInk" xmlns:wne="http://schemas.microsoft.com/office/word/2006/wordml" xmlns:wps="http://schemas.microsoft.com/office/word/2010/wordprocessingShape" mc:Ignorable="w14 w15 w16se w16cid w16 w16cex w16sdtdh w16sdtfl w16du wp14">
   <w:endnote w:type="separator" w:id="-1">
     <w:p>
       <w:pPr>
@@ -1775,7 +3449,7 @@
 </file>
 
 <file path=word/footnotes.xml><?xml version="1.0" encoding="utf-8"?>
-<w:footnotes xmlns:wpc="http://schemas.microsoft.com/office/word/2010/wordprocessingCanvas" xmlns:cx="http://schemas.microsoft.com/office/drawing/2014/chartex" xmlns:cx1="http://schemas.microsoft.com/office/drawing/2015/9/8/chartex" xmlns:cx2="http://schemas.microsoft.com/office/drawing/2015/10/21/chartex" xmlns:cx3="http://schemas.microsoft.com/office/drawing/2016/5/9/chartex" xmlns:cx4="http://schemas.microsoft.com/office/drawing/2016/5/10/chartex" xmlns:cx5="http://schemas.microsoft.com/office/drawing/2016/5/11/chartex" xmlns:cx6="http://schemas.microsoft.com/office/drawing/2016/5/12/chartex" xmlns:cx7="http://schemas.microsoft.com/office/drawing/2016/5/13/chartex" xmlns:cx8="http://schemas.microsoft.com/office/drawing/2016/5/14/chartex" xmlns:mc="http://schemas.openxmlformats.org/markup-compatibility/2006" xmlns:aink="http://schemas.microsoft.com/office/drawing/2016/ink" xmlns:am3d="http://schemas.microsoft.com/office/drawing/2017/model3d" xmlns:o="urn:schemas-microsoft-com:office:office" xmlns:r="http://schemas.openxmlformats.org/officeDocument/2006/relationships" xmlns:m="http://schemas.openxmlformats.org/officeDocument/2006/math" xmlns:v="urn:schemas-microsoft-com:vml" xmlns:wp14="http://schemas.microsoft.com/office/word/2010/wordprocessingDrawing" xmlns:wp="http://schemas.openxmlformats.org/drawingml/2006/wordprocessingDrawing" xmlns:w10="urn:schemas-microsoft-com:office:word" xmlns:w="http://schemas.openxmlformats.org/wordprocessingml/2006/main" xmlns:w14="http://schemas.microsoft.com/office/word/2010/wordml" xmlns:w15="http://schemas.microsoft.com/office/word/2012/wordml" xmlns:w16cex="http://schemas.microsoft.com/office/word/2018/wordml/cex" xmlns:w16cid="http://schemas.microsoft.com/office/word/2016/wordml/cid" xmlns:w16="http://schemas.microsoft.com/office/word/2018/wordml" xmlns:w16sdtdh="http://schemas.microsoft.com/office/word/2020/wordml/sdtdatahash" xmlns:w16se="http://schemas.microsoft.com/office/word/2015/wordml/symex" xmlns:wpg="http://schemas.microsoft.com/office/word/2010/wordprocessingGroup" xmlns:wpi="http://schemas.microsoft.com/office/word/2010/wordprocessingInk" xmlns:wne="http://schemas.microsoft.com/office/word/2006/wordml" xmlns:wps="http://schemas.microsoft.com/office/word/2010/wordprocessingShape" mc:Ignorable="w14 w15 w16se w16cid w16 w16cex w16sdtdh wp14">
+<w:footnotes xmlns:wpc="http://schemas.microsoft.com/office/word/2010/wordprocessingCanvas" xmlns:cx="http://schemas.microsoft.com/office/drawing/2014/chartex" xmlns:cx1="http://schemas.microsoft.com/office/drawing/2015/9/8/chartex" xmlns:cx2="http://schemas.microsoft.com/office/drawing/2015/10/21/chartex" xmlns:cx3="http://schemas.microsoft.com/office/drawing/2016/5/9/chartex" xmlns:cx4="http://schemas.microsoft.com/office/drawing/2016/5/10/chartex" xmlns:cx5="http://schemas.microsoft.com/office/drawing/2016/5/11/chartex" xmlns:cx6="http://schemas.microsoft.com/office/drawing/2016/5/12/chartex" xmlns:cx7="http://schemas.microsoft.com/office/drawing/2016/5/13/chartex" xmlns:cx8="http://schemas.microsoft.com/office/drawing/2016/5/14/chartex" xmlns:mc="http://schemas.openxmlformats.org/markup-compatibility/2006" xmlns:aink="http://schemas.microsoft.com/office/drawing/2016/ink" xmlns:am3d="http://schemas.microsoft.com/office/drawing/2017/model3d" xmlns:o="urn:schemas-microsoft-com:office:office" xmlns:oel="http://schemas.microsoft.com/office/2019/extlst" xmlns:r="http://schemas.openxmlformats.org/officeDocument/2006/relationships" xmlns:m="http://schemas.openxmlformats.org/officeDocument/2006/math" xmlns:v="urn:schemas-microsoft-com:vml" xmlns:wp14="http://schemas.microsoft.com/office/word/2010/wordprocessingDrawing" xmlns:wp="http://schemas.openxmlformats.org/drawingml/2006/wordprocessingDrawing" xmlns:w10="urn:schemas-microsoft-com:office:word" xmlns:w="http://schemas.openxmlformats.org/wordprocessingml/2006/main" xmlns:w14="http://schemas.microsoft.com/office/word/2010/wordml" xmlns:w15="http://schemas.microsoft.com/office/word/2012/wordml" xmlns:w16cei="http://schemas.microsoft.com/office/word/2026/wordml/cei" xmlns:w16cex="http://schemas.microsoft.com/office/word/2018/wordml/cex" xmlns:w16cid="http://schemas.microsoft.com/office/word/2016/wordml/cid" xmlns:w16="http://schemas.microsoft.com/office/word/2018/wordml" xmlns:w16du="http://schemas.microsoft.com/office/word/2023/wordml/word16du" xmlns:w16sdtdh="http://schemas.microsoft.com/office/word/2020/wordml/sdtdatahash" xmlns:w16sdtfl="http://schemas.microsoft.com/office/word/2024/wordml/sdtformatlock" xmlns:w16se="http://schemas.microsoft.com/office/word/2015/wordml/symex" xmlns:wpg="http://schemas.microsoft.com/office/word/2010/wordprocessingGroup" xmlns:wpi="http://schemas.microsoft.com/office/word/2010/wordprocessingInk" xmlns:wne="http://schemas.microsoft.com/office/word/2006/wordml" xmlns:wps="http://schemas.microsoft.com/office/word/2010/wordprocessingShape" mc:Ignorable="w14 w15 w16se w16cid w16 w16cex w16sdtdh w16sdtfl w16du wp14">
   <w:footnote w:type="separator" w:id="-1">
     <w:p>
       <w:pPr>
@@ -1800,7 +3474,7 @@
 </file>
 
 <file path=word/numbering.xml><?xml version="1.0" encoding="utf-8"?>
-<w:numbering xmlns:wpc="http://schemas.microsoft.com/office/word/2010/wordprocessingCanvas" xmlns:cx="http://schemas.microsoft.com/office/drawing/2014/chartex" xmlns:cx1="http://schemas.microsoft.com/office/drawing/2015/9/8/chartex" xmlns:cx2="http://schemas.microsoft.com/office/drawing/2015/10/21/chartex" xmlns:cx3="http://schemas.microsoft.com/office/drawing/2016/5/9/chartex" xmlns:cx4="http://schemas.microsoft.com/office/drawing/2016/5/10/chartex" xmlns:cx5="http://schemas.microsoft.com/office/drawing/2016/5/11/chartex" xmlns:cx6="http://schemas.microsoft.com/office/drawing/2016/5/12/chartex" xmlns:cx7="http://schemas.microsoft.com/office/drawing/2016/5/13/chartex" xmlns:cx8="http://schemas.microsoft.com/office/drawing/2016/5/14/chartex" xmlns:mc="http://schemas.openxmlformats.org/markup-compatibility/2006" xmlns:aink="http://schemas.microsoft.com/office/drawing/2016/ink" xmlns:am3d="http://schemas.microsoft.com/office/drawing/2017/model3d" xmlns:o="urn:schemas-microsoft-com:office:office" xmlns:r="http://schemas.openxmlformats.org/officeDocument/2006/relationships" xmlns:m="http://schemas.openxmlformats.org/officeDocument/2006/math" xmlns:v="urn:schemas-microsoft-com:vml" xmlns:wp14="http://schemas.microsoft.com/office/word/2010/wordprocessingDrawing" xmlns:wp="http://schemas.openxmlformats.org/drawingml/2006/wordprocessingDrawing" xmlns:w10="urn:schemas-microsoft-com:office:word" xmlns:w="http://schemas.openxmlformats.org/wordprocessingml/2006/main" xmlns:w14="http://schemas.microsoft.com/office/word/2010/wordml" xmlns:w15="http://schemas.microsoft.com/office/word/2012/wordml" xmlns:w16cex="http://schemas.microsoft.com/office/word/2018/wordml/cex" xmlns:w16cid="http://schemas.microsoft.com/office/word/2016/wordml/cid" xmlns:w16="http://schemas.microsoft.com/office/word/2018/wordml" xmlns:w16sdtdh="http://schemas.microsoft.com/office/word/2020/wordml/sdtdatahash" xmlns:w16se="http://schemas.microsoft.com/office/word/2015/wordml/symex" xmlns:wpg="http://schemas.microsoft.com/office/word/2010/wordprocessingGroup" xmlns:wpi="http://schemas.microsoft.com/office/word/2010/wordprocessingInk" xmlns:wne="http://schemas.microsoft.com/office/word/2006/wordml" xmlns:wps="http://schemas.microsoft.com/office/word/2010/wordprocessingShape" mc:Ignorable="w14 w15 w16se w16cid w16 w16cex w16sdtdh wp14">
+<w:numbering xmlns:wpc="http://schemas.microsoft.com/office/word/2010/wordprocessingCanvas" xmlns:cx="http://schemas.microsoft.com/office/drawing/2014/chartex" xmlns:cx1="http://schemas.microsoft.com/office/drawing/2015/9/8/chartex" xmlns:cx2="http://schemas.microsoft.com/office/drawing/2015/10/21/chartex" xmlns:cx3="http://schemas.microsoft.com/office/drawing/2016/5/9/chartex" xmlns:cx4="http://schemas.microsoft.com/office/drawing/2016/5/10/chartex" xmlns:cx5="http://schemas.microsoft.com/office/drawing/2016/5/11/chartex" xmlns:cx6="http://schemas.microsoft.com/office/drawing/2016/5/12/chartex" xmlns:cx7="http://schemas.microsoft.com/office/drawing/2016/5/13/chartex" xmlns:cx8="http://schemas.microsoft.com/office/drawing/2016/5/14/chartex" xmlns:mc="http://schemas.openxmlformats.org/markup-compatibility/2006" xmlns:aink="http://schemas.microsoft.com/office/drawing/2016/ink" xmlns:am3d="http://schemas.microsoft.com/office/drawing/2017/model3d" xmlns:o="urn:schemas-microsoft-com:office:office" xmlns:oel="http://schemas.microsoft.com/office/2019/extlst" xmlns:r="http://schemas.openxmlformats.org/officeDocument/2006/relationships" xmlns:m="http://schemas.openxmlformats.org/officeDocument/2006/math" xmlns:v="urn:schemas-microsoft-com:vml" xmlns:wp14="http://schemas.microsoft.com/office/word/2010/wordprocessingDrawing" xmlns:wp="http://schemas.openxmlformats.org/drawingml/2006/wordprocessingDrawing" xmlns:w10="urn:schemas-microsoft-com:office:word" xmlns:w="http://schemas.openxmlformats.org/wordprocessingml/2006/main" xmlns:w14="http://schemas.microsoft.com/office/word/2010/wordml" xmlns:w15="http://schemas.microsoft.com/office/word/2012/wordml" xmlns:w16cei="http://schemas.microsoft.com/office/word/2026/wordml/cei" xmlns:w16cex="http://schemas.microsoft.com/office/word/2018/wordml/cex" xmlns:w16cid="http://schemas.microsoft.com/office/word/2016/wordml/cid" xmlns:w16="http://schemas.microsoft.com/office/word/2018/wordml" xmlns:w16du="http://schemas.microsoft.com/office/word/2023/wordml/word16du" xmlns:w16sdtdh="http://schemas.microsoft.com/office/word/2020/wordml/sdtdatahash" xmlns:w16sdtfl="http://schemas.microsoft.com/office/word/2024/wordml/sdtformatlock" xmlns:w16se="http://schemas.microsoft.com/office/word/2015/wordml/symex" xmlns:wpg="http://schemas.microsoft.com/office/word/2010/wordprocessingGroup" xmlns:wpi="http://schemas.microsoft.com/office/word/2010/wordprocessingInk" xmlns:wne="http://schemas.microsoft.com/office/word/2006/wordml" xmlns:wps="http://schemas.microsoft.com/office/word/2010/wordprocessingShape" mc:Ignorable="w14 w15 w16se w16cid w16 w16cex w16sdtdh w16sdtfl w16du wp14">
   <w:abstractNum w:abstractNumId="0" w15:restartNumberingAfterBreak="0">
     <w:nsid w:val="04683BC2"/>
     <w:multiLevelType w:val="multilevel"/>
@@ -2466,32 +4140,32 @@
       </w:rPr>
     </w:lvl>
   </w:abstractNum>
-  <w:num w:numId="1">
+  <w:num w:numId="1" w16cid:durableId="734936045">
     <w:abstractNumId w:val="6"/>
   </w:num>
-  <w:num w:numId="2">
+  <w:num w:numId="2" w16cid:durableId="374425403">
     <w:abstractNumId w:val="2"/>
   </w:num>
-  <w:num w:numId="3">
+  <w:num w:numId="3" w16cid:durableId="644357908">
     <w:abstractNumId w:val="4"/>
   </w:num>
-  <w:num w:numId="4">
+  <w:num w:numId="4" w16cid:durableId="195972159">
     <w:abstractNumId w:val="3"/>
   </w:num>
-  <w:num w:numId="5">
+  <w:num w:numId="5" w16cid:durableId="555552697">
     <w:abstractNumId w:val="1"/>
   </w:num>
-  <w:num w:numId="6">
+  <w:num w:numId="6" w16cid:durableId="63453332">
     <w:abstractNumId w:val="0"/>
   </w:num>
-  <w:num w:numId="7">
+  <w:num w:numId="7" w16cid:durableId="1417828038">
     <w:abstractNumId w:val="5"/>
   </w:num>
 </w:numbering>
 </file>
 
 <file path=word/styles.xml><?xml version="1.0" encoding="utf-8"?>
-<w:styles xmlns:mc="http://schemas.openxmlformats.org/markup-compatibility/2006" xmlns:r="http://schemas.openxmlformats.org/officeDocument/2006/relationships" xmlns:w="http://schemas.openxmlformats.org/wordprocessingml/2006/main" xmlns:w14="http://schemas.microsoft.com/office/word/2010/wordml" xmlns:w15="http://schemas.microsoft.com/office/word/2012/wordml" xmlns:w16cex="http://schemas.microsoft.com/office/word/2018/wordml/cex" xmlns:w16cid="http://schemas.microsoft.com/office/word/2016/wordml/cid" xmlns:w16="http://schemas.microsoft.com/office/word/2018/wordml" xmlns:w16sdtdh="http://schemas.microsoft.com/office/word/2020/wordml/sdtdatahash" xmlns:w16se="http://schemas.microsoft.com/office/word/2015/wordml/symex" mc:Ignorable="w14 w15 w16se w16cid w16 w16cex w16sdtdh">
+<w:styles xmlns:mc="http://schemas.openxmlformats.org/markup-compatibility/2006" xmlns:r="http://schemas.openxmlformats.org/officeDocument/2006/relationships" xmlns:w="http://schemas.openxmlformats.org/wordprocessingml/2006/main" xmlns:w14="http://schemas.microsoft.com/office/word/2010/wordml" xmlns:w15="http://schemas.microsoft.com/office/word/2012/wordml" xmlns:w16cex="http://schemas.microsoft.com/office/word/2018/wordml/cex" xmlns:w16cid="http://schemas.microsoft.com/office/word/2016/wordml/cid" xmlns:w16="http://schemas.microsoft.com/office/word/2018/wordml" xmlns:w16du="http://schemas.microsoft.com/office/word/2023/wordml/word16du" xmlns:w16sdtdh="http://schemas.microsoft.com/office/word/2020/wordml/sdtdatahash" xmlns:w16sdtfl="http://schemas.microsoft.com/office/word/2024/wordml/sdtformatlock" xmlns:w16se="http://schemas.microsoft.com/office/word/2015/wordml/symex" mc:Ignorable="w14 w15 w16se w16cid w16 w16cex w16sdtdh w16sdtfl w16du">
   <w:docDefaults>
     <w:rPrDefault>
       <w:rPr>
@@ -3093,7 +4767,6 @@
   <w:style w:type="character" w:default="1" w:styleId="a0">
     <w:name w:val="Default Paragraph Font"/>
     <w:uiPriority w:val="1"/>
-    <w:semiHidden/>
     <w:unhideWhenUsed/>
   </w:style>
   <w:style w:type="table" w:default="1" w:styleId="a1">
@@ -3494,6 +5167,43 @@
       <w:shd w:val="clear" w:color="auto" w:fill="E1DFDD"/>
     </w:rPr>
   </w:style>
+  <w:style w:type="character" w:styleId="af">
+    <w:name w:val="Placeholder Text"/>
+    <w:basedOn w:val="a0"/>
+    <w:uiPriority w:val="99"/>
+    <w:semiHidden/>
+    <w:rsid w:val="00B74455"/>
+    <w:rPr>
+      <w:color w:val="666666"/>
+    </w:rPr>
+  </w:style>
+  <w:style w:type="paragraph" w:styleId="HTML">
+    <w:name w:val="HTML Preformatted"/>
+    <w:basedOn w:val="a"/>
+    <w:link w:val="HTMLChar"/>
+    <w:uiPriority w:val="99"/>
+    <w:semiHidden/>
+    <w:unhideWhenUsed/>
+    <w:rsid w:val="00642E92"/>
+    <w:rPr>
+      <w:rFonts w:ascii="Courier New" w:hAnsi="Courier New" w:cs="Courier New"/>
+      <w:sz w:val="20"/>
+      <w:szCs w:val="20"/>
+    </w:rPr>
+  </w:style>
+  <w:style w:type="character" w:customStyle="1" w:styleId="HTMLChar">
+    <w:name w:val="미리 서식이 지정된 HTML Char"/>
+    <w:basedOn w:val="a0"/>
+    <w:link w:val="HTML"/>
+    <w:uiPriority w:val="99"/>
+    <w:semiHidden/>
+    <w:rsid w:val="00642E92"/>
+    <w:rPr>
+      <w:rFonts w:ascii="Courier New" w:hAnsi="Courier New" w:cs="Courier New"/>
+      <w:sz w:val="20"/>
+      <w:szCs w:val="20"/>
+    </w:rPr>
+  </w:style>
 </w:styles>
 </file>
 
